--- a/prompt 庫/0610prompt.docx
+++ b/prompt 庫/0610prompt.docx
@@ -262,7 +262,6 @@
           <w:numId w:val="1"/>
         </w:numPr>
       </w:pPr>
-      <w:proofErr w:type="gramStart"/>
       <w:r>
         <w:t>F</w:t>
       </w:r>
@@ -272,7 +271,6 @@
         </w:rPr>
         <w:t>orm</w:t>
       </w:r>
-      <w:proofErr w:type="gramEnd"/>
     </w:p>
     <w:p>
       <w:pPr>
@@ -604,11 +602,9 @@
           <w:numId w:val="14"/>
         </w:numPr>
       </w:pPr>
-      <w:proofErr w:type="spellStart"/>
       <w:r>
         <w:t>acessibility</w:t>
       </w:r>
-      <w:proofErr w:type="spellEnd"/>
     </w:p>
     <w:p>
       <w:pPr>
@@ -844,7 +840,7 @@
           <w:rFonts w:hint="eastAsia"/>
         </w:rPr>
         <w:lastRenderedPageBreak/>
-        <w:t>你是一位資深的建築語意分析師與空間知識圖譜專家。請根據以下兩份資料進行語意解析與模組化建構，輸出該劇院</w:t>
+        <w:t>你是一位資深的建築語意分析師。請根據以下兩份資料進行語意解析與模組化建構，輸出該劇院</w:t>
       </w:r>
       <w:r>
         <w:rPr>
@@ -876,14 +872,12 @@
         </w:rPr>
         <w:t>Gene A</w:t>
       </w:r>
-      <w:proofErr w:type="gramStart"/>
       <w:r>
         <w:rPr>
           <w:rFonts w:hint="eastAsia"/>
         </w:rPr>
         <w:t>–</w:t>
       </w:r>
-      <w:proofErr w:type="gramEnd"/>
       <w:r>
         <w:rPr>
           <w:rFonts w:hint="eastAsia"/>
@@ -985,21 +979,7 @@
         <w:rPr>
           <w:rFonts w:hint="eastAsia"/>
         </w:rPr>
-        <w:t xml:space="preserve"> </w:t>
-      </w:r>
-      <w:proofErr w:type="spellStart"/>
-      <w:r>
-        <w:rPr>
-          <w:rFonts w:hint="eastAsia"/>
-        </w:rPr>
-        <w:t>Gene_C</w:t>
-      </w:r>
-      <w:proofErr w:type="spellEnd"/>
-      <w:r>
-        <w:rPr>
-          <w:rFonts w:hint="eastAsia"/>
-        </w:rPr>
-        <w:t xml:space="preserve"> </w:t>
+        <w:t xml:space="preserve"> Gene_C </w:t>
       </w:r>
       <w:r>
         <w:rPr>
@@ -1043,7 +1023,6 @@
           <w:bCs/>
         </w:rPr>
       </w:pPr>
-      <w:proofErr w:type="spellStart"/>
       <w:r>
         <w:rPr>
           <w:rFonts w:hint="eastAsia"/>
@@ -1052,7 +1031,6 @@
         </w:rPr>
         <w:t>Gene_A</w:t>
       </w:r>
-      <w:proofErr w:type="spellEnd"/>
       <w:r>
         <w:rPr>
           <w:rFonts w:hint="eastAsia"/>
@@ -1083,63 +1061,7 @@
         <w:rPr>
           <w:rFonts w:hint="eastAsia"/>
         </w:rPr>
-        <w:t>說明此建築的外部邊界與基本設定，須包含以下子項</w:t>
-      </w:r>
-      <w:proofErr w:type="gramStart"/>
-      <w:r>
-        <w:rPr>
-          <w:rFonts w:hint="eastAsia"/>
-        </w:rPr>
-        <w:t>（</w:t>
-      </w:r>
-      <w:proofErr w:type="gramEnd"/>
-      <w:r>
-        <w:rPr>
-          <w:rFonts w:hint="eastAsia"/>
-        </w:rPr>
-        <w:t>若無提及，請根據常識與建築經驗合理推測並註記「</w:t>
-      </w:r>
-      <w:proofErr w:type="gramStart"/>
-      <w:r>
-        <w:rPr>
-          <w:rFonts w:hint="eastAsia"/>
-        </w:rPr>
-        <w:t>（</w:t>
-      </w:r>
-      <w:proofErr w:type="gramEnd"/>
-      <w:r>
-        <w:rPr>
-          <w:rFonts w:hint="eastAsia"/>
-        </w:rPr>
-        <w:t>推測</w:t>
-      </w:r>
-      <w:proofErr w:type="gramStart"/>
-      <w:r>
-        <w:rPr>
-          <w:rFonts w:hint="eastAsia"/>
-        </w:rPr>
-        <w:t>）</w:t>
-      </w:r>
-      <w:proofErr w:type="gramEnd"/>
-      <w:r>
-        <w:rPr>
-          <w:rFonts w:hint="eastAsia"/>
-        </w:rPr>
-        <w:t>」</w:t>
-      </w:r>
-      <w:proofErr w:type="gramStart"/>
-      <w:r>
-        <w:rPr>
-          <w:rFonts w:hint="eastAsia"/>
-        </w:rPr>
-        <w:t>）</w:t>
-      </w:r>
-      <w:proofErr w:type="gramEnd"/>
-      <w:r>
-        <w:rPr>
-          <w:rFonts w:hint="eastAsia"/>
-        </w:rPr>
-        <w:t>：</w:t>
+        <w:t>說明此建築的外部邊界與基本設定，須包含以下子項（若無提及，請根據常識與建築經驗合理推測並註記「（推測）」）：</w:t>
       </w:r>
     </w:p>
     <w:p>
@@ -1205,21 +1127,7 @@
         <w:rPr>
           <w:rFonts w:hint="eastAsia"/>
         </w:rPr>
-        <w:t>（地點與環境）：</w:t>
-      </w:r>
-      <w:proofErr w:type="gramStart"/>
-      <w:r>
-        <w:rPr>
-          <w:rFonts w:hint="eastAsia"/>
-        </w:rPr>
-        <w:t>洲別</w:t>
-      </w:r>
-      <w:proofErr w:type="gramEnd"/>
-      <w:r>
-        <w:rPr>
-          <w:rFonts w:hint="eastAsia"/>
-        </w:rPr>
-        <w:t>、國家、城市、基地所處的城市紋理或人口脈絡（如高密度都市中心、濱水重劃區）。</w:t>
+        <w:t>（地點與環境）：洲別、國家、城市、基地所處的城市紋理或人口脈絡（如高密度都市中心、濱水重劃區）。</w:t>
       </w:r>
     </w:p>
     <w:p>
@@ -1251,7 +1159,6 @@
           <w:bCs/>
         </w:rPr>
       </w:pPr>
-      <w:proofErr w:type="spellStart"/>
       <w:r>
         <w:rPr>
           <w:rFonts w:hint="eastAsia"/>
@@ -1261,7 +1168,6 @@
         <w:lastRenderedPageBreak/>
         <w:t>Gene_B</w:t>
       </w:r>
-      <w:proofErr w:type="spellEnd"/>
       <w:r>
         <w:rPr>
           <w:rFonts w:hint="eastAsia"/>
@@ -1346,35 +1252,7 @@
         <w:rPr>
           <w:rFonts w:hint="eastAsia"/>
         </w:rPr>
-        <w:t>：核心的抽象設計理念、美學語彙或設計隱喻</w:t>
-      </w:r>
-      <w:proofErr w:type="gramStart"/>
-      <w:r>
-        <w:rPr>
-          <w:rFonts w:hint="eastAsia"/>
-        </w:rPr>
-        <w:t>（</w:t>
-      </w:r>
-      <w:proofErr w:type="gramEnd"/>
-      <w:r>
-        <w:rPr>
-          <w:rFonts w:hint="eastAsia"/>
-        </w:rPr>
-        <w:t>例如：將開放式大廳視為都市公共廣場的延伸、場所精神的再現</w:t>
-      </w:r>
-      <w:proofErr w:type="gramStart"/>
-      <w:r>
-        <w:rPr>
-          <w:rFonts w:hint="eastAsia"/>
-        </w:rPr>
-        <w:t>）</w:t>
-      </w:r>
-      <w:proofErr w:type="gramEnd"/>
-      <w:r>
-        <w:rPr>
-          <w:rFonts w:hint="eastAsia"/>
-        </w:rPr>
-        <w:t>。</w:t>
+        <w:t>：核心的抽象設計理念、美學語彙或設計隱喻（例如：將開放式大廳視為都市公共廣場的延伸、場所精神的再現）。</w:t>
       </w:r>
     </w:p>
     <w:p>
@@ -1395,91 +1273,7 @@
         <w:rPr>
           <w:rFonts w:hint="eastAsia"/>
         </w:rPr>
-        <w:t>：為實踐理念所採取的具體空間</w:t>
-      </w:r>
-      <w:proofErr w:type="gramStart"/>
-      <w:r>
-        <w:rPr>
-          <w:rFonts w:hint="eastAsia"/>
-        </w:rPr>
-        <w:t>構造或塊體操</w:t>
-      </w:r>
-      <w:proofErr w:type="gramEnd"/>
-      <w:r>
-        <w:rPr>
-          <w:rFonts w:hint="eastAsia"/>
-        </w:rPr>
-        <w:t>作策略</w:t>
-      </w:r>
-      <w:proofErr w:type="gramStart"/>
-      <w:r>
-        <w:rPr>
-          <w:rFonts w:hint="eastAsia"/>
-        </w:rPr>
-        <w:t>（</w:t>
-      </w:r>
-      <w:proofErr w:type="gramEnd"/>
-      <w:r>
-        <w:rPr>
-          <w:rFonts w:hint="eastAsia"/>
-        </w:rPr>
-        <w:t>例如：巨型</w:t>
-      </w:r>
-      <w:proofErr w:type="gramStart"/>
-      <w:r>
-        <w:rPr>
-          <w:rFonts w:hint="eastAsia"/>
-        </w:rPr>
-        <w:t>懸挑體量</w:t>
-      </w:r>
-      <w:proofErr w:type="gramEnd"/>
-      <w:r>
-        <w:rPr>
-          <w:rFonts w:hint="eastAsia"/>
-        </w:rPr>
-        <w:t>、雙層呼吸</w:t>
-      </w:r>
-      <w:proofErr w:type="gramStart"/>
-      <w:r>
-        <w:rPr>
-          <w:rFonts w:hint="eastAsia"/>
-        </w:rPr>
-        <w:t>式幕牆</w:t>
-      </w:r>
-      <w:proofErr w:type="gramEnd"/>
-      <w:r>
-        <w:rPr>
-          <w:rFonts w:hint="eastAsia"/>
-        </w:rPr>
-        <w:t>皮層、垂直堆疊機能、大地測量</w:t>
-      </w:r>
-      <w:proofErr w:type="gramStart"/>
-      <w:r>
-        <w:rPr>
-          <w:rFonts w:hint="eastAsia"/>
-        </w:rPr>
-        <w:t>穹</w:t>
-      </w:r>
-      <w:proofErr w:type="gramEnd"/>
-      <w:r>
-        <w:rPr>
-          <w:rFonts w:hint="eastAsia"/>
-        </w:rPr>
-        <w:t>頂</w:t>
-      </w:r>
-      <w:proofErr w:type="gramStart"/>
-      <w:r>
-        <w:rPr>
-          <w:rFonts w:hint="eastAsia"/>
-        </w:rPr>
-        <w:t>）</w:t>
-      </w:r>
-      <w:proofErr w:type="gramEnd"/>
-      <w:r>
-        <w:rPr>
-          <w:rFonts w:hint="eastAsia"/>
-        </w:rPr>
-        <w:t>。</w:t>
+        <w:t>：為實踐理念所採取的具體空間構造或塊體操作策略（例如：巨型懸挑體量、雙層呼吸式幕牆皮層、垂直堆疊機能、大地測量穹頂）。</w:t>
       </w:r>
     </w:p>
     <w:p/>
@@ -1490,7 +1284,6 @@
           <w:bCs/>
         </w:rPr>
       </w:pPr>
-      <w:proofErr w:type="spellStart"/>
       <w:r>
         <w:rPr>
           <w:rFonts w:hint="eastAsia"/>
@@ -1499,7 +1292,6 @@
         </w:rPr>
         <w:t>Gene_C</w:t>
       </w:r>
-      <w:proofErr w:type="spellEnd"/>
       <w:r>
         <w:rPr>
           <w:rFonts w:hint="eastAsia"/>
@@ -1530,21 +1322,7 @@
         <w:rPr>
           <w:rFonts w:hint="eastAsia"/>
         </w:rPr>
-        <w:t>請精</w:t>
-      </w:r>
-      <w:proofErr w:type="gramStart"/>
-      <w:r>
-        <w:rPr>
-          <w:rFonts w:hint="eastAsia"/>
-        </w:rPr>
-        <w:t>準</w:t>
-      </w:r>
-      <w:proofErr w:type="gramEnd"/>
-      <w:r>
-        <w:rPr>
-          <w:rFonts w:hint="eastAsia"/>
-        </w:rPr>
-        <w:t>消化圖面轉譯資料與文字，建構空間的語意圖譜：</w:t>
+        <w:t>請精準消化圖面轉譯資料與文字，建構空間的語意圖譜：</w:t>
       </w:r>
     </w:p>
     <w:p>
@@ -1596,21 +1374,7 @@
         <w:rPr>
           <w:rFonts w:hint="eastAsia"/>
         </w:rPr>
-        <w:t>布景吊</w:t>
-      </w:r>
-      <w:proofErr w:type="gramStart"/>
-      <w:r>
-        <w:rPr>
-          <w:rFonts w:hint="eastAsia"/>
-        </w:rPr>
-        <w:t>桿</w:t>
-      </w:r>
-      <w:proofErr w:type="gramEnd"/>
-      <w:r>
-        <w:rPr>
-          <w:rFonts w:hint="eastAsia"/>
-        </w:rPr>
-        <w:t>塔</w:t>
+        <w:t>布景吊桿塔</w:t>
       </w:r>
       <w:r>
         <w:rPr>
@@ -1695,16 +1459,8 @@
         <w:rPr>
           <w:rFonts w:hint="eastAsia"/>
         </w:rPr>
-        <w:t>標</w:t>
-      </w:r>
-      <w:proofErr w:type="gramStart"/>
-      <w:r>
-        <w:rPr>
-          <w:rFonts w:hint="eastAsia"/>
-        </w:rPr>
-        <w:t>註</w:t>
-      </w:r>
-      <w:proofErr w:type="gramEnd"/>
+        <w:t>標註</w:t>
+      </w:r>
       <w:r>
         <w:rPr>
           <w:rFonts w:hint="eastAsia"/>
@@ -2160,7 +1916,6 @@
           <w:bCs/>
         </w:rPr>
       </w:pPr>
-      <w:proofErr w:type="spellStart"/>
       <w:r>
         <w:rPr>
           <w:rFonts w:hint="eastAsia"/>
@@ -2169,7 +1924,6 @@
         </w:rPr>
         <w:t>Gene_D</w:t>
       </w:r>
-      <w:proofErr w:type="spellEnd"/>
       <w:r>
         <w:rPr>
           <w:rFonts w:hint="eastAsia"/>
@@ -2221,21 +1975,7 @@
         <w:rPr>
           <w:rFonts w:hint="eastAsia"/>
         </w:rPr>
-        <w:t>（使用者行為反應）：觀眾、市民</w:t>
-      </w:r>
-      <w:proofErr w:type="gramStart"/>
-      <w:r>
-        <w:rPr>
-          <w:rFonts w:hint="eastAsia"/>
-        </w:rPr>
-        <w:t>或演職</w:t>
-      </w:r>
-      <w:proofErr w:type="gramEnd"/>
-      <w:r>
-        <w:rPr>
-          <w:rFonts w:hint="eastAsia"/>
-        </w:rPr>
-        <w:t>人員的空間行為反應（例如在公共大廳停留、在濱水廣場聚集、前</w:t>
+        <w:t>（使用者行為反應）：觀眾、市民或演職人員的空間行為反應（例如在公共大廳停留、在濱水廣場聚集、前</w:t>
       </w:r>
       <w:r>
         <w:rPr>
@@ -2294,174 +2034,1526 @@
     </w:p>
     <w:p/>
     <w:p>
-      <w:pPr>
-        <w:rPr>
-          <w:b/>
-          <w:bCs/>
-        </w:rPr>
-      </w:pPr>
-      <w:r>
-        <w:rPr>
-          <w:rFonts w:hint="eastAsia"/>
-          <w:b/>
-          <w:bCs/>
-        </w:rPr>
-        <w:t>以下為建築案例資料：</w:t>
+      <w:r>
+        <w:t>---</w:t>
       </w:r>
     </w:p>
     <w:p/>
     <w:p>
-      <w:r>
-        <w:rPr>
-          <w:rFonts w:hint="eastAsia"/>
-        </w:rPr>
-        <w:t>文字說明（必填）：</w:t>
-      </w:r>
-    </w:p>
-    <w:p>
-      <w:r>
-        <w:rPr>
-          <w:rFonts w:hint="eastAsia"/>
-        </w:rPr>
-        <w:t>[</w:t>
-      </w:r>
-      <w:r>
-        <w:rPr>
-          <w:rFonts w:hint="eastAsia"/>
-        </w:rPr>
-        <w:t>請在此處貼上網路文章或案例報告文字</w:t>
-      </w:r>
-      <w:r>
-        <w:rPr>
-          <w:rFonts w:hint="eastAsia"/>
-        </w:rPr>
-        <w:t>]</w:t>
+      <w:pPr>
+        <w:rPr>
+          <w:rFonts w:hint="eastAsia"/>
+        </w:rPr>
+      </w:pPr>
+      <w:r>
+        <w:rPr>
+          <w:rFonts w:hint="eastAsia"/>
+        </w:rPr>
+        <w:t>執行與輸出指引</w:t>
+      </w:r>
+    </w:p>
+    <w:p>
+      <w:pPr>
+        <w:rPr>
+          <w:rFonts w:hint="eastAsia"/>
+        </w:rPr>
+      </w:pPr>
+      <w:r>
+        <w:rPr>
+          <w:rFonts w:hint="eastAsia"/>
+        </w:rPr>
+        <w:t>1.</w:t>
+      </w:r>
+      <w:r>
+        <w:rPr>
+          <w:rFonts w:hint="eastAsia"/>
+        </w:rPr>
+        <w:t>輸出規範：僅輸出一個有效的</w:t>
+      </w:r>
+      <w:r>
+        <w:rPr>
+          <w:rFonts w:hint="eastAsia"/>
+        </w:rPr>
+        <w:t xml:space="preserve"> Markdown JSON </w:t>
+      </w:r>
+      <w:r>
+        <w:rPr>
+          <w:rFonts w:hint="eastAsia"/>
+        </w:rPr>
+        <w:t>程式碼區塊（即以</w:t>
+      </w:r>
+      <w:r>
+        <w:rPr>
+          <w:rFonts w:hint="eastAsia"/>
+        </w:rPr>
+        <w:t xml:space="preserve"> ```json </w:t>
+      </w:r>
+      <w:r>
+        <w:rPr>
+          <w:rFonts w:hint="eastAsia"/>
+        </w:rPr>
+        <w:t>開頭與</w:t>
+      </w:r>
+      <w:r>
+        <w:rPr>
+          <w:rFonts w:hint="eastAsia"/>
+        </w:rPr>
+        <w:t xml:space="preserve"> ``` </w:t>
+      </w:r>
+      <w:r>
+        <w:rPr>
+          <w:rFonts w:hint="eastAsia"/>
+        </w:rPr>
+        <w:t>結尾）。在區塊之外，不得包含任何前後對話、解釋性文字、</w:t>
+      </w:r>
+      <w:r>
+        <w:rPr>
+          <w:rFonts w:hint="eastAsia"/>
+        </w:rPr>
+        <w:t xml:space="preserve">Markdown </w:t>
+      </w:r>
+      <w:r>
+        <w:rPr>
+          <w:rFonts w:hint="eastAsia"/>
+        </w:rPr>
+        <w:t>標題或客套話。</w:t>
+      </w:r>
+    </w:p>
+    <w:p>
+      <w:pPr>
+        <w:rPr>
+          <w:rFonts w:hint="eastAsia"/>
+        </w:rPr>
+      </w:pPr>
+      <w:r>
+        <w:rPr>
+          <w:rFonts w:hint="eastAsia"/>
+        </w:rPr>
+        <w:t>2.</w:t>
+      </w:r>
+      <w:r>
+        <w:rPr>
+          <w:rFonts w:hint="eastAsia"/>
+        </w:rPr>
+        <w:t>建築與劇場專業術語：請務必使用精準的建築與劇場學術語（如：</w:t>
+      </w:r>
+      <w:r>
+        <w:rPr>
+          <w:rFonts w:hint="eastAsia"/>
+        </w:rPr>
+        <w:t xml:space="preserve">Proscenium, Thrust, Vineyard, Arena, Black Box, Horseshoe, Shoebox </w:t>
+      </w:r>
+      <w:r>
+        <w:rPr>
+          <w:rFonts w:hint="eastAsia"/>
+        </w:rPr>
+        <w:t>等）。</w:t>
+      </w:r>
+    </w:p>
+    <w:p>
+      <w:pPr>
+        <w:rPr>
+          <w:rFonts w:hint="eastAsia"/>
+        </w:rPr>
+      </w:pPr>
+      <w:r>
+        <w:rPr>
+          <w:rFonts w:hint="eastAsia"/>
+        </w:rPr>
+        <w:t>3.</w:t>
+      </w:r>
+      <w:r>
+        <w:rPr>
+          <w:rFonts w:hint="eastAsia"/>
+        </w:rPr>
+        <w:t>多劇場處理原則：若案例包含多個劇場</w:t>
+      </w:r>
+      <w:r>
+        <w:rPr>
+          <w:rFonts w:hint="eastAsia"/>
+        </w:rPr>
+        <w:t>/</w:t>
+      </w:r>
+      <w:r>
+        <w:rPr>
+          <w:rFonts w:hint="eastAsia"/>
+        </w:rPr>
+        <w:t>廳，請務必在</w:t>
+      </w:r>
+      <w:r>
+        <w:rPr>
+          <w:rFonts w:hint="eastAsia"/>
+        </w:rPr>
+        <w:t xml:space="preserve"> `halls_specification` </w:t>
+      </w:r>
+      <w:r>
+        <w:rPr>
+          <w:rFonts w:hint="eastAsia"/>
+        </w:rPr>
+        <w:t>陣</w:t>
+      </w:r>
+      <w:r>
+        <w:rPr>
+          <w:rFonts w:hint="eastAsia"/>
+        </w:rPr>
+        <w:lastRenderedPageBreak/>
+        <w:t>列中為每個廳建立獨立的物件。若只有單一劇場，該陣列內則僅保留一個物件。</w:t>
+      </w:r>
+    </w:p>
+    <w:p>
+      <w:pPr>
+        <w:rPr>
+          <w:rFonts w:hint="eastAsia"/>
+        </w:rPr>
+      </w:pPr>
+      <w:r>
+        <w:rPr>
+          <w:rFonts w:hint="eastAsia"/>
+        </w:rPr>
+        <w:t>4.</w:t>
+      </w:r>
+      <w:r>
+        <w:rPr>
+          <w:rFonts w:hint="eastAsia"/>
+        </w:rPr>
+        <w:t>缺失資料處理：若某些資訊未在資料中明確提供，請根據建築經驗合理推論並在字尾加註「（推測）」，若完全無法推論請填入</w:t>
+      </w:r>
+      <w:r>
+        <w:rPr>
+          <w:rFonts w:hint="eastAsia"/>
+        </w:rPr>
+        <w:t xml:space="preserve"> `"</w:t>
+      </w:r>
+      <w:r>
+        <w:rPr>
+          <w:rFonts w:hint="eastAsia"/>
+        </w:rPr>
+        <w:t>未知</w:t>
+      </w:r>
+      <w:r>
+        <w:rPr>
+          <w:rFonts w:hint="eastAsia"/>
+        </w:rPr>
+        <w:t>"`</w:t>
+      </w:r>
+      <w:r>
+        <w:rPr>
+          <w:rFonts w:hint="eastAsia"/>
+        </w:rPr>
+        <w:t>。</w:t>
       </w:r>
     </w:p>
     <w:p/>
     <w:p>
       <w:r>
-        <w:rPr>
-          <w:rFonts w:hint="eastAsia"/>
-        </w:rPr>
-        <w:t>空間構成補充資料</w:t>
-      </w:r>
-      <w:r>
-        <w:t xml:space="preserve"> (preprocess)</w:t>
-      </w:r>
-      <w:r>
-        <w:rPr>
-          <w:rFonts w:hint="eastAsia"/>
-        </w:rPr>
-        <w:t>（必填）：</w:t>
-      </w:r>
-    </w:p>
-    <w:p>
-      <w:r>
-        <w:rPr>
-          <w:rFonts w:hint="eastAsia"/>
-        </w:rPr>
-        <w:t>[</w:t>
-      </w:r>
-      <w:r>
-        <w:rPr>
-          <w:rFonts w:hint="eastAsia"/>
-        </w:rPr>
-        <w:t>請在此處貼上由平立剖面圖、照片、</w:t>
-      </w:r>
-      <w:r>
-        <w:rPr>
-          <w:rFonts w:hint="eastAsia"/>
-        </w:rPr>
-        <w:t xml:space="preserve">diagram </w:t>
-      </w:r>
-      <w:r>
-        <w:rPr>
-          <w:rFonts w:hint="eastAsia"/>
-        </w:rPr>
-        <w:t>轉譯出的空間元素與關係描述文字</w:t>
-      </w:r>
-      <w:r>
-        <w:rPr>
-          <w:rFonts w:hint="eastAsia"/>
-        </w:rPr>
-        <w:t>]</w:t>
+        <w:t>---</w:t>
       </w:r>
     </w:p>
     <w:p/>
     <w:p>
+      <w:pPr>
+        <w:rPr>
+          <w:rFonts w:hint="eastAsia"/>
+        </w:rPr>
+      </w:pPr>
+      <w:r>
+        <w:rPr>
+          <w:rFonts w:hint="eastAsia"/>
+        </w:rPr>
+        <w:t xml:space="preserve"># JSON Schema </w:t>
+      </w:r>
+      <w:r>
+        <w:rPr>
+          <w:rFonts w:hint="eastAsia"/>
+        </w:rPr>
+        <w:t>架構</w:t>
+      </w:r>
+    </w:p>
+    <w:p>
+      <w:pPr>
+        <w:rPr>
+          <w:rFonts w:hint="eastAsia"/>
+        </w:rPr>
+      </w:pPr>
+      <w:r>
+        <w:rPr>
+          <w:rFonts w:hint="eastAsia"/>
+        </w:rPr>
+        <w:t>請將分析結果精準填入以下</w:t>
+      </w:r>
+      <w:r>
+        <w:rPr>
+          <w:rFonts w:hint="eastAsia"/>
+        </w:rPr>
+        <w:t xml:space="preserve"> JSON </w:t>
+      </w:r>
+      <w:r>
+        <w:rPr>
+          <w:rFonts w:hint="eastAsia"/>
+        </w:rPr>
+        <w:t>結構中：</w:t>
+      </w:r>
+    </w:p>
+    <w:p/>
+    <w:p>
+      <w:r>
+        <w:t>{</w:t>
+      </w:r>
+    </w:p>
+    <w:p>
+      <w:r>
+        <w:t xml:space="preserve">  "precedent_dna": {</w:t>
+      </w:r>
+    </w:p>
+    <w:p>
+      <w:r>
+        <w:t xml:space="preserve">    "gene_a_conditions": {</w:t>
+      </w:r>
+    </w:p>
+    <w:p>
+      <w:r>
+        <w:t xml:space="preserve">      "identity_&amp;_scale": {</w:t>
+      </w:r>
+    </w:p>
+    <w:p>
+      <w:pPr>
+        <w:rPr>
+          <w:rFonts w:hint="eastAsia"/>
+        </w:rPr>
+      </w:pPr>
+      <w:r>
+        <w:rPr>
+          <w:rFonts w:hint="eastAsia"/>
+        </w:rPr>
+        <w:t xml:space="preserve">        "project_name": "</w:t>
+      </w:r>
+      <w:r>
+        <w:rPr>
+          <w:rFonts w:hint="eastAsia"/>
+        </w:rPr>
+        <w:t>建築</w:t>
+      </w:r>
+      <w:r>
+        <w:rPr>
+          <w:rFonts w:hint="eastAsia"/>
+        </w:rPr>
+        <w:t>/</w:t>
+      </w:r>
+      <w:r>
+        <w:rPr>
+          <w:rFonts w:hint="eastAsia"/>
+        </w:rPr>
+        <w:t>劇場案例的官方名稱與常見別稱</w:t>
+      </w:r>
+      <w:r>
+        <w:rPr>
+          <w:rFonts w:hint="eastAsia"/>
+        </w:rPr>
+        <w:t>",</w:t>
+      </w:r>
+    </w:p>
+    <w:p>
+      <w:pPr>
+        <w:rPr>
+          <w:rFonts w:hint="eastAsia"/>
+        </w:rPr>
+      </w:pPr>
+      <w:r>
+        <w:rPr>
+          <w:rFonts w:hint="eastAsia"/>
+        </w:rPr>
+        <w:t xml:space="preserve">        "theater_scale_hierarchy": "</w:t>
+      </w:r>
+      <w:r>
+        <w:rPr>
+          <w:rFonts w:hint="eastAsia"/>
+        </w:rPr>
+        <w:t>劇場總體定位層級（如國家級、地方綜合型、實驗性劇院群）</w:t>
+      </w:r>
+      <w:r>
+        <w:rPr>
+          <w:rFonts w:hint="eastAsia"/>
+        </w:rPr>
+        <w:t>",</w:t>
+      </w:r>
+    </w:p>
+    <w:p>
+      <w:pPr>
+        <w:rPr>
+          <w:rFonts w:hint="eastAsia"/>
+        </w:rPr>
+      </w:pPr>
+      <w:r>
+        <w:rPr>
+          <w:rFonts w:hint="eastAsia"/>
+        </w:rPr>
+        <w:t xml:space="preserve">        "gross_floor_area": "</w:t>
+      </w:r>
+      <w:r>
+        <w:rPr>
+          <w:rFonts w:hint="eastAsia"/>
+        </w:rPr>
+        <w:t>總樓地板面積</w:t>
+      </w:r>
+      <w:r>
+        <w:rPr>
+          <w:rFonts w:hint="eastAsia"/>
+        </w:rPr>
+        <w:t xml:space="preserve"> (GFA)</w:t>
+      </w:r>
+      <w:r>
+        <w:rPr>
+          <w:rFonts w:hint="eastAsia"/>
+        </w:rPr>
+        <w:t>，請註明單位</w:t>
+      </w:r>
+      <w:r>
+        <w:rPr>
+          <w:rFonts w:hint="eastAsia"/>
+        </w:rPr>
+        <w:t>"</w:t>
+      </w:r>
+    </w:p>
+    <w:p>
+      <w:r>
+        <w:t xml:space="preserve">      },</w:t>
+      </w:r>
+    </w:p>
+    <w:p>
+      <w:r>
+        <w:t xml:space="preserve">      "halls_specification": [</w:t>
+      </w:r>
+    </w:p>
+    <w:p>
+      <w:r>
+        <w:t xml:space="preserve">        {</w:t>
+      </w:r>
+    </w:p>
+    <w:p>
+      <w:pPr>
+        <w:rPr>
+          <w:rFonts w:hint="eastAsia"/>
+        </w:rPr>
+      </w:pPr>
+      <w:r>
+        <w:rPr>
+          <w:rFonts w:hint="eastAsia"/>
+        </w:rPr>
+        <w:t xml:space="preserve">          "hall_name": "</w:t>
+      </w:r>
+      <w:r>
+        <w:rPr>
+          <w:rFonts w:hint="eastAsia"/>
+        </w:rPr>
+        <w:t>個別劇場</w:t>
+      </w:r>
+      <w:r>
+        <w:rPr>
+          <w:rFonts w:hint="eastAsia"/>
+        </w:rPr>
+        <w:t>/</w:t>
+      </w:r>
+      <w:r>
+        <w:rPr>
+          <w:rFonts w:hint="eastAsia"/>
+        </w:rPr>
+        <w:t>音樂廳名稱（例如：大劇院、中劇院、音樂廳、實驗劇場）</w:t>
+      </w:r>
+      <w:r>
+        <w:rPr>
+          <w:rFonts w:hint="eastAsia"/>
+        </w:rPr>
+        <w:t>",</w:t>
+      </w:r>
+    </w:p>
+    <w:p>
+      <w:pPr>
+        <w:rPr>
+          <w:rFonts w:hint="eastAsia"/>
+        </w:rPr>
+      </w:pPr>
+      <w:r>
+        <w:rPr>
+          <w:rFonts w:hint="eastAsia"/>
+        </w:rPr>
+        <w:t xml:space="preserve">          "seating_capacity": "</w:t>
+      </w:r>
+      <w:r>
+        <w:rPr>
+          <w:rFonts w:hint="eastAsia"/>
+        </w:rPr>
+        <w:t>該廳總座位數（例如：</w:t>
+      </w:r>
+      <w:r>
+        <w:rPr>
+          <w:rFonts w:hint="eastAsia"/>
+        </w:rPr>
+        <w:t xml:space="preserve">1200 </w:t>
+      </w:r>
+      <w:r>
+        <w:rPr>
+          <w:rFonts w:hint="eastAsia"/>
+        </w:rPr>
+        <w:t>席）</w:t>
+      </w:r>
+      <w:r>
+        <w:rPr>
+          <w:rFonts w:hint="eastAsia"/>
+        </w:rPr>
+        <w:t>",</w:t>
+      </w:r>
+    </w:p>
+    <w:p>
+      <w:pPr>
+        <w:rPr>
+          <w:rFonts w:hint="eastAsia"/>
+        </w:rPr>
+      </w:pPr>
+      <w:r>
+        <w:rPr>
+          <w:rFonts w:hint="eastAsia"/>
+        </w:rPr>
+        <w:t xml:space="preserve">          "stage_type": "</w:t>
+      </w:r>
+      <w:r>
+        <w:rPr>
+          <w:rFonts w:hint="eastAsia"/>
+        </w:rPr>
+        <w:t>舞台與觀眾席形式（請精準分類，如：</w:t>
+      </w:r>
+      <w:r>
+        <w:rPr>
+          <w:rFonts w:hint="eastAsia"/>
+        </w:rPr>
+        <w:t xml:space="preserve">Proscenium </w:t>
+      </w:r>
+      <w:r>
+        <w:rPr>
+          <w:rFonts w:hint="eastAsia"/>
+        </w:rPr>
+        <w:t>鏡</w:t>
+      </w:r>
       <w:r>
         <w:rPr>
           <w:rFonts w:hint="eastAsia"/>
         </w:rPr>
         <w:lastRenderedPageBreak/>
-        <w:t>執行提示：請先根據「空間構成補充資料」辨識空間語彙與構成方式，再結合「文字說明」建構完整的</w:t>
-      </w:r>
-      <w:r>
-        <w:rPr>
-          <w:rFonts w:hint="eastAsia"/>
-        </w:rPr>
-        <w:t xml:space="preserve"> Precedent DNA</w:t>
-      </w:r>
-      <w:r>
-        <w:rPr>
-          <w:rFonts w:hint="eastAsia"/>
-        </w:rPr>
-        <w:t>。若某些資訊未在資料中明確提供，請根據建築經驗合理推論並加</w:t>
-      </w:r>
-      <w:proofErr w:type="gramStart"/>
-      <w:r>
-        <w:rPr>
-          <w:rFonts w:hint="eastAsia"/>
-        </w:rPr>
-        <w:t>註</w:t>
-      </w:r>
-      <w:proofErr w:type="gramEnd"/>
-      <w:r>
-        <w:rPr>
-          <w:rFonts w:hint="eastAsia"/>
-        </w:rPr>
-        <w:t>「（推測）」，若完全無法推論請註明「未知」。</w:t>
+        <w:t>框式、</w:t>
+      </w:r>
+      <w:r>
+        <w:rPr>
+          <w:rFonts w:hint="eastAsia"/>
+        </w:rPr>
+        <w:t xml:space="preserve">Thrust </w:t>
+      </w:r>
+      <w:r>
+        <w:rPr>
+          <w:rFonts w:hint="eastAsia"/>
+        </w:rPr>
+        <w:t>伸展式、</w:t>
+      </w:r>
+      <w:r>
+        <w:rPr>
+          <w:rFonts w:hint="eastAsia"/>
+        </w:rPr>
+        <w:t xml:space="preserve">Vineyard </w:t>
+      </w:r>
+      <w:r>
+        <w:rPr>
+          <w:rFonts w:hint="eastAsia"/>
+        </w:rPr>
+        <w:t>葡萄園式、</w:t>
+      </w:r>
+      <w:r>
+        <w:rPr>
+          <w:rFonts w:hint="eastAsia"/>
+        </w:rPr>
+        <w:t xml:space="preserve">Arena </w:t>
+      </w:r>
+      <w:r>
+        <w:rPr>
+          <w:rFonts w:hint="eastAsia"/>
+        </w:rPr>
+        <w:t>圓形</w:t>
+      </w:r>
+      <w:r>
+        <w:rPr>
+          <w:rFonts w:hint="eastAsia"/>
+        </w:rPr>
+        <w:t>/</w:t>
+      </w:r>
+      <w:r>
+        <w:rPr>
+          <w:rFonts w:hint="eastAsia"/>
+        </w:rPr>
+        <w:t>環抱式、</w:t>
+      </w:r>
+      <w:r>
+        <w:rPr>
+          <w:rFonts w:hint="eastAsia"/>
+        </w:rPr>
+        <w:t xml:space="preserve">Black Box </w:t>
+      </w:r>
+      <w:r>
+        <w:rPr>
+          <w:rFonts w:hint="eastAsia"/>
+        </w:rPr>
+        <w:t>黑盒子、</w:t>
+      </w:r>
+      <w:r>
+        <w:rPr>
+          <w:rFonts w:hint="eastAsia"/>
+        </w:rPr>
+        <w:t xml:space="preserve">Shoebox </w:t>
+      </w:r>
+      <w:r>
+        <w:rPr>
+          <w:rFonts w:hint="eastAsia"/>
+        </w:rPr>
+        <w:t>鞋盒式等）</w:t>
+      </w:r>
+      <w:r>
+        <w:rPr>
+          <w:rFonts w:hint="eastAsia"/>
+        </w:rPr>
+        <w:t>",</w:t>
+      </w:r>
+    </w:p>
+    <w:p>
+      <w:pPr>
+        <w:rPr>
+          <w:rFonts w:hint="eastAsia"/>
+        </w:rPr>
+      </w:pPr>
+      <w:r>
+        <w:rPr>
+          <w:rFonts w:hint="eastAsia"/>
+        </w:rPr>
+        <w:t xml:space="preserve">          "primary_performance_type": "</w:t>
+      </w:r>
+      <w:r>
+        <w:rPr>
+          <w:rFonts w:hint="eastAsia"/>
+        </w:rPr>
+        <w:t>主要服務之表演藝術類型（例如：歌劇</w:t>
+      </w:r>
+      <w:r>
+        <w:rPr>
+          <w:rFonts w:hint="eastAsia"/>
+        </w:rPr>
+        <w:t xml:space="preserve"> Opera</w:t>
+      </w:r>
+      <w:r>
+        <w:rPr>
+          <w:rFonts w:hint="eastAsia"/>
+        </w:rPr>
+        <w:t>、交響樂</w:t>
+      </w:r>
+      <w:r>
+        <w:rPr>
+          <w:rFonts w:hint="eastAsia"/>
+        </w:rPr>
+        <w:t xml:space="preserve"> Symphony</w:t>
+      </w:r>
+      <w:r>
+        <w:rPr>
+          <w:rFonts w:hint="eastAsia"/>
+        </w:rPr>
+        <w:t>、芭蕾舞</w:t>
+      </w:r>
+      <w:r>
+        <w:rPr>
+          <w:rFonts w:hint="eastAsia"/>
+        </w:rPr>
+        <w:t xml:space="preserve"> Ballet</w:t>
+      </w:r>
+      <w:r>
+        <w:rPr>
+          <w:rFonts w:hint="eastAsia"/>
+        </w:rPr>
+        <w:t>、現代舞</w:t>
+      </w:r>
+      <w:r>
+        <w:rPr>
+          <w:rFonts w:hint="eastAsia"/>
+        </w:rPr>
+        <w:t xml:space="preserve"> Modern Dance</w:t>
+      </w:r>
+      <w:r>
+        <w:rPr>
+          <w:rFonts w:hint="eastAsia"/>
+        </w:rPr>
+        <w:t>、話劇</w:t>
+      </w:r>
+      <w:r>
+        <w:rPr>
+          <w:rFonts w:hint="eastAsia"/>
+        </w:rPr>
+        <w:t>/</w:t>
+      </w:r>
+      <w:r>
+        <w:rPr>
+          <w:rFonts w:hint="eastAsia"/>
+        </w:rPr>
+        <w:t>舞台劇</w:t>
+      </w:r>
+      <w:r>
+        <w:rPr>
+          <w:rFonts w:hint="eastAsia"/>
+        </w:rPr>
+        <w:t xml:space="preserve"> Drama</w:t>
+      </w:r>
+      <w:r>
+        <w:rPr>
+          <w:rFonts w:hint="eastAsia"/>
+        </w:rPr>
+        <w:t>、音樂劇</w:t>
+      </w:r>
+      <w:r>
+        <w:rPr>
+          <w:rFonts w:hint="eastAsia"/>
+        </w:rPr>
+        <w:t xml:space="preserve"> Musical</w:t>
+      </w:r>
+      <w:r>
+        <w:rPr>
+          <w:rFonts w:hint="eastAsia"/>
+        </w:rPr>
+        <w:t>、實驗性跨領域劇場</w:t>
+      </w:r>
+      <w:r>
+        <w:rPr>
+          <w:rFonts w:hint="eastAsia"/>
+        </w:rPr>
+        <w:t xml:space="preserve"> Experimental Art</w:t>
+      </w:r>
+      <w:r>
+        <w:rPr>
+          <w:rFonts w:hint="eastAsia"/>
+        </w:rPr>
+        <w:t>）</w:t>
+      </w:r>
+      <w:r>
+        <w:rPr>
+          <w:rFonts w:hint="eastAsia"/>
+        </w:rPr>
+        <w:t>",</w:t>
+      </w:r>
+    </w:p>
+    <w:p>
+      <w:pPr>
+        <w:rPr>
+          <w:rFonts w:hint="eastAsia"/>
+        </w:rPr>
+      </w:pPr>
+      <w:r>
+        <w:rPr>
+          <w:rFonts w:hint="eastAsia"/>
+        </w:rPr>
+        <w:t xml:space="preserve">          "key_hardware_&amp;_acoustic_conditions": "</w:t>
+      </w:r>
+      <w:r>
+        <w:rPr>
+          <w:rFonts w:hint="eastAsia"/>
+        </w:rPr>
+        <w:t>該廳關鍵之硬體與建築物理聲學條件描述（例如：配備</w:t>
+      </w:r>
+      <w:r>
+        <w:rPr>
+          <w:rFonts w:hint="eastAsia"/>
+        </w:rPr>
+        <w:t xml:space="preserve"> 50 </w:t>
+      </w:r>
+      <w:r>
+        <w:rPr>
+          <w:rFonts w:hint="eastAsia"/>
+        </w:rPr>
+        <w:t>組自動化布景吊桿塔</w:t>
+      </w:r>
+      <w:r>
+        <w:rPr>
+          <w:rFonts w:hint="eastAsia"/>
+        </w:rPr>
+        <w:t xml:space="preserve"> (Fly Tower)</w:t>
+      </w:r>
+      <w:r>
+        <w:rPr>
+          <w:rFonts w:hint="eastAsia"/>
+        </w:rPr>
+        <w:t>、可變音響反射板</w:t>
+      </w:r>
+      <w:r>
+        <w:rPr>
+          <w:rFonts w:hint="eastAsia"/>
+        </w:rPr>
+        <w:t xml:space="preserve"> (Acoustic Shell)</w:t>
+      </w:r>
+      <w:r>
+        <w:rPr>
+          <w:rFonts w:hint="eastAsia"/>
+        </w:rPr>
+        <w:t>、固定式管風琴、活動式下沉樂池等）</w:t>
+      </w:r>
+      <w:r>
+        <w:rPr>
+          <w:rFonts w:hint="eastAsia"/>
+        </w:rPr>
+        <w:t>"</w:t>
+      </w:r>
+    </w:p>
+    <w:p>
+      <w:r>
+        <w:t xml:space="preserve">        }</w:t>
+      </w:r>
+    </w:p>
+    <w:p>
+      <w:r>
+        <w:t xml:space="preserve">      ],</w:t>
+      </w:r>
+    </w:p>
+    <w:p>
+      <w:r>
+        <w:t xml:space="preserve">      "location_&amp;_context": {</w:t>
+      </w:r>
+    </w:p>
+    <w:p>
+      <w:pPr>
+        <w:rPr>
+          <w:rFonts w:hint="eastAsia"/>
+        </w:rPr>
+      </w:pPr>
+      <w:r>
+        <w:rPr>
+          <w:rFonts w:hint="eastAsia"/>
+        </w:rPr>
+        <w:t xml:space="preserve">        "continent": "</w:t>
+      </w:r>
+      <w:r>
+        <w:rPr>
+          <w:rFonts w:hint="eastAsia"/>
+        </w:rPr>
+        <w:t>所在洲別</w:t>
+      </w:r>
+      <w:r>
+        <w:rPr>
+          <w:rFonts w:hint="eastAsia"/>
+        </w:rPr>
+        <w:t>",</w:t>
+      </w:r>
+    </w:p>
+    <w:p>
+      <w:pPr>
+        <w:rPr>
+          <w:rFonts w:hint="eastAsia"/>
+        </w:rPr>
+      </w:pPr>
+      <w:r>
+        <w:rPr>
+          <w:rFonts w:hint="eastAsia"/>
+        </w:rPr>
+        <w:t xml:space="preserve">        "country": "</w:t>
+      </w:r>
+      <w:r>
+        <w:rPr>
+          <w:rFonts w:hint="eastAsia"/>
+        </w:rPr>
+        <w:t>國家名稱</w:t>
+      </w:r>
+      <w:r>
+        <w:rPr>
+          <w:rFonts w:hint="eastAsia"/>
+        </w:rPr>
+        <w:t>",</w:t>
+      </w:r>
+    </w:p>
+    <w:p>
+      <w:pPr>
+        <w:rPr>
+          <w:rFonts w:hint="eastAsia"/>
+        </w:rPr>
+      </w:pPr>
+      <w:r>
+        <w:rPr>
+          <w:rFonts w:hint="eastAsia"/>
+        </w:rPr>
+        <w:t xml:space="preserve">        "city": "</w:t>
+      </w:r>
+      <w:r>
+        <w:rPr>
+          <w:rFonts w:hint="eastAsia"/>
+        </w:rPr>
+        <w:t>城市名稱</w:t>
+      </w:r>
+      <w:r>
+        <w:rPr>
+          <w:rFonts w:hint="eastAsia"/>
+        </w:rPr>
+        <w:t>",</w:t>
+      </w:r>
+    </w:p>
+    <w:p>
+      <w:pPr>
+        <w:rPr>
+          <w:rFonts w:hint="eastAsia"/>
+        </w:rPr>
+      </w:pPr>
+      <w:r>
+        <w:rPr>
+          <w:rFonts w:hint="eastAsia"/>
+        </w:rPr>
+        <w:t xml:space="preserve">        "urban_context": "</w:t>
+      </w:r>
+      <w:r>
+        <w:rPr>
+          <w:rFonts w:hint="eastAsia"/>
+        </w:rPr>
+        <w:t>基地所處的城市紋理或人口脈絡（如高密度都市中心、濱水重劃區）</w:t>
+      </w:r>
+      <w:r>
+        <w:rPr>
+          <w:rFonts w:hint="eastAsia"/>
+        </w:rPr>
+        <w:t>"</w:t>
+      </w:r>
+    </w:p>
+    <w:p>
+      <w:r>
+        <w:t xml:space="preserve">      },</w:t>
+      </w:r>
+    </w:p>
+    <w:p>
+      <w:r>
+        <w:t xml:space="preserve">      "participants_&amp;_operation": {</w:t>
+      </w:r>
+    </w:p>
+    <w:p>
+      <w:pPr>
+        <w:rPr>
+          <w:rFonts w:hint="eastAsia"/>
+        </w:rPr>
+      </w:pPr>
+      <w:r>
+        <w:rPr>
+          <w:rFonts w:hint="eastAsia"/>
+        </w:rPr>
+        <w:t xml:space="preserve">        "architect": "</w:t>
+      </w:r>
+      <w:r>
+        <w:rPr>
+          <w:rFonts w:hint="eastAsia"/>
+        </w:rPr>
+        <w:t>主導建築師</w:t>
+      </w:r>
+      <w:r>
+        <w:rPr>
+          <w:rFonts w:hint="eastAsia"/>
+        </w:rPr>
+        <w:t>/</w:t>
+      </w:r>
+      <w:r>
+        <w:rPr>
+          <w:rFonts w:hint="eastAsia"/>
+        </w:rPr>
+        <w:t>事務所名稱（及在地合作事務所</w:t>
+      </w:r>
+      <w:r>
+        <w:rPr>
+          <w:rFonts w:hint="eastAsia"/>
+        </w:rPr>
+        <w:t xml:space="preserve"> LDI</w:t>
+      </w:r>
+      <w:r>
+        <w:rPr>
+          <w:rFonts w:hint="eastAsia"/>
+        </w:rPr>
+        <w:t>）</w:t>
+      </w:r>
+      <w:r>
+        <w:rPr>
+          <w:rFonts w:hint="eastAsia"/>
+        </w:rPr>
+        <w:t>",</w:t>
+      </w:r>
+    </w:p>
+    <w:p>
+      <w:pPr>
+        <w:rPr>
+          <w:rFonts w:hint="eastAsia"/>
+        </w:rPr>
+      </w:pPr>
+      <w:r>
+        <w:rPr>
+          <w:rFonts w:hint="eastAsia"/>
+        </w:rPr>
+        <w:t xml:space="preserve">        "client": "</w:t>
+      </w:r>
+      <w:r>
+        <w:rPr>
+          <w:rFonts w:hint="eastAsia"/>
+        </w:rPr>
+        <w:t>業主單位（如政府機關、私人開發商）</w:t>
+      </w:r>
+      <w:r>
+        <w:rPr>
+          <w:rFonts w:hint="eastAsia"/>
+        </w:rPr>
+        <w:t>",</w:t>
+      </w:r>
+    </w:p>
+    <w:p>
+      <w:pPr>
+        <w:rPr>
+          <w:rFonts w:hint="eastAsia"/>
+        </w:rPr>
+      </w:pPr>
+      <w:r>
+        <w:rPr>
+          <w:rFonts w:hint="eastAsia"/>
+        </w:rPr>
+        <w:t xml:space="preserve">        "end_user": "</w:t>
+      </w:r>
+      <w:r>
+        <w:rPr>
+          <w:rFonts w:hint="eastAsia"/>
+        </w:rPr>
+        <w:t>最終使用者（如目標觀眾、特定駐團）</w:t>
+      </w:r>
+      <w:r>
+        <w:rPr>
+          <w:rFonts w:hint="eastAsia"/>
+        </w:rPr>
+        <w:t>",</w:t>
+      </w:r>
+    </w:p>
+    <w:p>
+      <w:r>
+        <w:t xml:space="preserve">        "consultants": [</w:t>
+      </w:r>
+    </w:p>
+    <w:p>
+      <w:pPr>
+        <w:rPr>
+          <w:rFonts w:hint="eastAsia"/>
+        </w:rPr>
+      </w:pPr>
+      <w:r>
+        <w:rPr>
+          <w:rFonts w:hint="eastAsia"/>
+        </w:rPr>
+        <w:t xml:space="preserve">          "</w:t>
+      </w:r>
+      <w:r>
+        <w:rPr>
+          <w:rFonts w:hint="eastAsia"/>
+        </w:rPr>
+        <w:t>專業顧問團隊列表，特別註明</w:t>
+      </w:r>
+      <w:r>
+        <w:rPr>
+          <w:rFonts w:hint="eastAsia"/>
+        </w:rPr>
+        <w:t xml:space="preserve"> </w:t>
+      </w:r>
+      <w:r>
+        <w:rPr>
+          <w:rFonts w:hint="eastAsia"/>
+        </w:rPr>
+        <w:t>劇場顧問</w:t>
+      </w:r>
+      <w:r>
+        <w:rPr>
+          <w:rFonts w:hint="eastAsia"/>
+        </w:rPr>
+        <w:t xml:space="preserve"> (Theater Consultant) </w:t>
+      </w:r>
+      <w:r>
+        <w:rPr>
+          <w:rFonts w:hint="eastAsia"/>
+        </w:rPr>
+        <w:t>與</w:t>
+      </w:r>
+      <w:r>
+        <w:rPr>
+          <w:rFonts w:hint="eastAsia"/>
+        </w:rPr>
+        <w:t xml:space="preserve"> </w:t>
+      </w:r>
+      <w:r>
+        <w:rPr>
+          <w:rFonts w:hint="eastAsia"/>
+        </w:rPr>
+        <w:t>聲學顧問</w:t>
+      </w:r>
+      <w:r>
+        <w:rPr>
+          <w:rFonts w:hint="eastAsia"/>
+        </w:rPr>
+        <w:t xml:space="preserve"> (Acoustician)"</w:t>
+      </w:r>
+    </w:p>
+    <w:p>
+      <w:r>
+        <w:t xml:space="preserve">        ],</w:t>
+      </w:r>
+    </w:p>
+    <w:p>
+      <w:pPr>
+        <w:rPr>
+          <w:rFonts w:hint="eastAsia"/>
+        </w:rPr>
+      </w:pPr>
+      <w:r>
+        <w:rPr>
+          <w:rFonts w:hint="eastAsia"/>
+        </w:rPr>
+        <w:t xml:space="preserve">        "operator": "</w:t>
+      </w:r>
+      <w:r>
+        <w:rPr>
+          <w:rFonts w:hint="eastAsia"/>
+        </w:rPr>
+        <w:t>實際營運管理單位</w:t>
+      </w:r>
+      <w:r>
+        <w:rPr>
+          <w:rFonts w:hint="eastAsia"/>
+        </w:rPr>
+        <w:t>"</w:t>
+      </w:r>
+    </w:p>
+    <w:p>
+      <w:r>
+        <w:lastRenderedPageBreak/>
+        <w:t xml:space="preserve">      }</w:t>
+      </w:r>
+    </w:p>
+    <w:p>
+      <w:r>
+        <w:t xml:space="preserve">    },</w:t>
+      </w:r>
+    </w:p>
+    <w:p>
+      <w:r>
+        <w:t xml:space="preserve">    "gene_b_design_intentions": {</w:t>
+      </w:r>
+    </w:p>
+    <w:p>
+      <w:pPr>
+        <w:rPr>
+          <w:rFonts w:hint="eastAsia"/>
+        </w:rPr>
+      </w:pPr>
+      <w:r>
+        <w:rPr>
+          <w:rFonts w:hint="eastAsia"/>
+        </w:rPr>
+        <w:t xml:space="preserve">      "issue": "</w:t>
+      </w:r>
+      <w:r>
+        <w:rPr>
+          <w:rFonts w:hint="eastAsia"/>
+        </w:rPr>
+        <w:t>此案面對的空間挑戰、都市議題或多廳機能整合限制（如各廳間的聲學噪音防護、極小基地多廳動線分流）</w:t>
+      </w:r>
+      <w:r>
+        <w:rPr>
+          <w:rFonts w:hint="eastAsia"/>
+        </w:rPr>
+        <w:t>",</w:t>
+      </w:r>
+    </w:p>
+    <w:p>
+      <w:pPr>
+        <w:rPr>
+          <w:rFonts w:hint="eastAsia"/>
+        </w:rPr>
+      </w:pPr>
+      <w:r>
+        <w:rPr>
+          <w:rFonts w:hint="eastAsia"/>
+        </w:rPr>
+        <w:t xml:space="preserve">      "concept": "</w:t>
+      </w:r>
+      <w:r>
+        <w:rPr>
+          <w:rFonts w:hint="eastAsia"/>
+        </w:rPr>
+        <w:t>核心的抽象設計理念、美學語彙或設計隱喻（例如：將多個劇場體量包裹於單一連續性皮層中）</w:t>
+      </w:r>
+      <w:r>
+        <w:rPr>
+          <w:rFonts w:hint="eastAsia"/>
+        </w:rPr>
+        <w:t>",</w:t>
+      </w:r>
+    </w:p>
+    <w:p>
+      <w:pPr>
+        <w:rPr>
+          <w:rFonts w:hint="eastAsia"/>
+        </w:rPr>
+      </w:pPr>
+      <w:r>
+        <w:rPr>
+          <w:rFonts w:hint="eastAsia"/>
+        </w:rPr>
+        <w:t xml:space="preserve">      "strategy": "</w:t>
+      </w:r>
+      <w:r>
+        <w:rPr>
+          <w:rFonts w:hint="eastAsia"/>
+        </w:rPr>
+        <w:t>為實踐理念所採取的具體空間構造、材料皮層或塊體操作策略（例如：</w:t>
+      </w:r>
+      <w:r>
+        <w:rPr>
+          <w:rFonts w:hint="eastAsia"/>
+        </w:rPr>
+        <w:t xml:space="preserve">3D </w:t>
+      </w:r>
+      <w:r>
+        <w:rPr>
+          <w:rFonts w:hint="eastAsia"/>
+        </w:rPr>
+        <w:t>曲面不規則形體、巨型鋼構懸挑）</w:t>
+      </w:r>
+      <w:r>
+        <w:rPr>
+          <w:rFonts w:hint="eastAsia"/>
+        </w:rPr>
+        <w:t>"</w:t>
+      </w:r>
+    </w:p>
+    <w:p>
+      <w:r>
+        <w:t xml:space="preserve">    },</w:t>
+      </w:r>
+    </w:p>
+    <w:p>
+      <w:r>
+        <w:t xml:space="preserve">    "gene_c_form_composition": {</w:t>
+      </w:r>
+    </w:p>
+    <w:p>
+      <w:r>
+        <w:t xml:space="preserve">      "c1_vocabulary": [</w:t>
+      </w:r>
+    </w:p>
+    <w:p>
+      <w:pPr>
+        <w:rPr>
+          <w:rFonts w:hint="eastAsia"/>
+        </w:rPr>
+      </w:pPr>
+      <w:r>
+        <w:rPr>
+          <w:rFonts w:hint="eastAsia"/>
+        </w:rPr>
+        <w:t xml:space="preserve">        "</w:t>
+      </w:r>
+      <w:r>
+        <w:rPr>
+          <w:rFonts w:hint="eastAsia"/>
+        </w:rPr>
+        <w:t>請列出案例中出現的重要空間元素（須涵蓋劇院核心與通用元素，如：</w:t>
+      </w:r>
+      <w:r>
+        <w:rPr>
+          <w:rFonts w:hint="eastAsia"/>
+        </w:rPr>
+        <w:t>proscenium stage, fly tower, orchestra pit, acoustic panels, FOH lobby, BOH backstage, atrium, ramp, curtain wall, public plaza...</w:t>
+      </w:r>
+      <w:r>
+        <w:rPr>
+          <w:rFonts w:hint="eastAsia"/>
+        </w:rPr>
+        <w:t>）</w:t>
+      </w:r>
+      <w:r>
+        <w:rPr>
+          <w:rFonts w:hint="eastAsia"/>
+        </w:rPr>
+        <w:t>"</w:t>
+      </w:r>
+    </w:p>
+    <w:p>
+      <w:r>
+        <w:t xml:space="preserve">      ],</w:t>
+      </w:r>
+    </w:p>
+    <w:p>
+      <w:r>
+        <w:t xml:space="preserve">      "c2_semantic_relations": [</w:t>
+      </w:r>
+    </w:p>
+    <w:p>
+      <w:pPr>
+        <w:rPr>
+          <w:rFonts w:hint="eastAsia"/>
+        </w:rPr>
+      </w:pPr>
+      <w:r>
+        <w:rPr>
+          <w:rFonts w:hint="eastAsia"/>
+        </w:rPr>
+        <w:t xml:space="preserve">        "</w:t>
+      </w:r>
+      <w:r>
+        <w:rPr>
+          <w:rFonts w:hint="eastAsia"/>
+        </w:rPr>
+        <w:t>格式必須嚴格遵守：</w:t>
+      </w:r>
+      <w:r>
+        <w:rPr>
+          <w:rFonts w:hint="eastAsia"/>
+        </w:rPr>
+        <w:t xml:space="preserve">[Subject] </w:t>
+      </w:r>
+      <w:r>
+        <w:rPr>
+          <w:rFonts w:hint="eastAsia"/>
+        </w:rPr>
+        <w:t>→</w:t>
+      </w:r>
+      <w:r>
+        <w:rPr>
+          <w:rFonts w:hint="eastAsia"/>
+        </w:rPr>
+        <w:t xml:space="preserve"> [Relation (Relation Type)] </w:t>
+      </w:r>
+      <w:r>
+        <w:rPr>
+          <w:rFonts w:hint="eastAsia"/>
+        </w:rPr>
+        <w:t>→</w:t>
+      </w:r>
+      <w:r>
+        <w:rPr>
+          <w:rFonts w:hint="eastAsia"/>
+        </w:rPr>
+        <w:t xml:space="preserve"> [Object]",</w:t>
+      </w:r>
+    </w:p>
+    <w:p>
+      <w:pPr>
+        <w:rPr>
+          <w:rFonts w:hint="eastAsia"/>
+        </w:rPr>
+      </w:pPr>
+      <w:r>
+        <w:rPr>
+          <w:rFonts w:hint="eastAsia"/>
+        </w:rPr>
+        <w:t xml:space="preserve">        "Relation Type </w:t>
+      </w:r>
+      <w:r>
+        <w:rPr>
+          <w:rFonts w:hint="eastAsia"/>
+        </w:rPr>
+        <w:t>必須從以下分類擇一：</w:t>
+      </w:r>
+      <w:r>
+        <w:rPr>
+          <w:rFonts w:hint="eastAsia"/>
+        </w:rPr>
+        <w:t>Spatial, Circulation, Perceptual, Functional, Conceptual, Material &amp; Tectonic",</w:t>
+      </w:r>
+    </w:p>
+    <w:p>
+      <w:pPr>
+        <w:rPr>
+          <w:rFonts w:hint="eastAsia"/>
+        </w:rPr>
+      </w:pPr>
+      <w:r>
+        <w:rPr>
+          <w:rFonts w:hint="eastAsia"/>
+        </w:rPr>
+        <w:t xml:space="preserve">        "</w:t>
+      </w:r>
+      <w:r>
+        <w:rPr>
+          <w:rFonts w:hint="eastAsia"/>
+        </w:rPr>
+        <w:t>範例：</w:t>
+      </w:r>
+      <w:r>
+        <w:rPr>
+          <w:rFonts w:hint="eastAsia"/>
+        </w:rPr>
+        <w:t xml:space="preserve">Grand Theater Stage </w:t>
+      </w:r>
+      <w:r>
+        <w:rPr>
+          <w:rFonts w:hint="eastAsia"/>
+        </w:rPr>
+        <w:t>→</w:t>
+      </w:r>
+      <w:r>
+        <w:rPr>
+          <w:rFonts w:hint="eastAsia"/>
+        </w:rPr>
+        <w:t xml:space="preserve"> isolated soundproof wall from (Functional Relation) </w:t>
+      </w:r>
+      <w:r>
+        <w:rPr>
+          <w:rFonts w:hint="eastAsia"/>
+        </w:rPr>
+        <w:t>→</w:t>
+      </w:r>
+      <w:r>
+        <w:rPr>
+          <w:rFonts w:hint="eastAsia"/>
+        </w:rPr>
+        <w:t xml:space="preserve"> Concert Hall",</w:t>
+      </w:r>
+    </w:p>
+    <w:p>
+      <w:pPr>
+        <w:rPr>
+          <w:rFonts w:hint="eastAsia"/>
+        </w:rPr>
+      </w:pPr>
+      <w:r>
+        <w:rPr>
+          <w:rFonts w:hint="eastAsia"/>
+        </w:rPr>
+        <w:t xml:space="preserve">        "</w:t>
+      </w:r>
+      <w:r>
+        <w:rPr>
+          <w:rFonts w:hint="eastAsia"/>
+        </w:rPr>
+        <w:t>請根據資料至少生成</w:t>
+      </w:r>
+      <w:r>
+        <w:rPr>
+          <w:rFonts w:hint="eastAsia"/>
+        </w:rPr>
+        <w:t xml:space="preserve"> 5 </w:t>
+      </w:r>
+      <w:r>
+        <w:rPr>
+          <w:rFonts w:hint="eastAsia"/>
+        </w:rPr>
+        <w:t>組以上的空間語意關係鏈，並著重描述各劇場間的相對關係、前后台與公眾動線</w:t>
+      </w:r>
+      <w:r>
+        <w:rPr>
+          <w:rFonts w:hint="eastAsia"/>
+        </w:rPr>
+        <w:t>"</w:t>
+      </w:r>
+    </w:p>
+    <w:p>
+      <w:r>
+        <w:t xml:space="preserve">      ]</w:t>
+      </w:r>
+    </w:p>
+    <w:p>
+      <w:r>
+        <w:t xml:space="preserve">    },</w:t>
+      </w:r>
+    </w:p>
+    <w:p>
+      <w:r>
+        <w:lastRenderedPageBreak/>
+        <w:t xml:space="preserve">    "gene_d_outcomes_&amp;_reflection": {</w:t>
+      </w:r>
+    </w:p>
+    <w:p>
+      <w:pPr>
+        <w:rPr>
+          <w:rFonts w:hint="eastAsia"/>
+        </w:rPr>
+      </w:pPr>
+      <w:r>
+        <w:rPr>
+          <w:rFonts w:hint="eastAsia"/>
+        </w:rPr>
+        <w:t xml:space="preserve">      "user_behavior": "</w:t>
+      </w:r>
+      <w:r>
+        <w:rPr>
+          <w:rFonts w:hint="eastAsia"/>
+        </w:rPr>
+        <w:t>觀眾、市民或演職人員的實際空間行為反應（例如在公共大廳停留、多廳同時演出時的人流分流狀況）</w:t>
+      </w:r>
+      <w:r>
+        <w:rPr>
+          <w:rFonts w:hint="eastAsia"/>
+        </w:rPr>
+        <w:t>",</w:t>
+      </w:r>
+    </w:p>
+    <w:p>
+      <w:pPr>
+        <w:rPr>
+          <w:rFonts w:hint="eastAsia"/>
+        </w:rPr>
+      </w:pPr>
+      <w:r>
+        <w:rPr>
+          <w:rFonts w:hint="eastAsia"/>
+        </w:rPr>
+        <w:t xml:space="preserve">      "discourse_&amp;_criticism": "</w:t>
+      </w:r>
+      <w:r>
+        <w:rPr>
+          <w:rFonts w:hint="eastAsia"/>
+        </w:rPr>
+        <w:t>建築界的專業評論、大眾媒體反饋或爭議事件（如某特定廳的聲學評價瑕疵、多廳營運預算超支）</w:t>
+      </w:r>
+      <w:r>
+        <w:rPr>
+          <w:rFonts w:hint="eastAsia"/>
+        </w:rPr>
+        <w:t>",</w:t>
+      </w:r>
+    </w:p>
+    <w:p>
+      <w:pPr>
+        <w:rPr>
+          <w:rFonts w:hint="eastAsia"/>
+        </w:rPr>
+      </w:pPr>
+      <w:r>
+        <w:rPr>
+          <w:rFonts w:hint="eastAsia"/>
+        </w:rPr>
+        <w:t xml:space="preserve">      "tectonic_results": "</w:t>
+      </w:r>
+      <w:r>
+        <w:rPr>
+          <w:rFonts w:hint="eastAsia"/>
+        </w:rPr>
+        <w:t>設計者自身的回顧，或該空間在都市、文化層面所帶來的實際衝擊與視覺表現力</w:t>
+      </w:r>
+      <w:r>
+        <w:rPr>
+          <w:rFonts w:hint="eastAsia"/>
+        </w:rPr>
+        <w:t>"</w:t>
+      </w:r>
+    </w:p>
+    <w:p>
+      <w:r>
+        <w:t xml:space="preserve">    }</w:t>
+      </w:r>
+    </w:p>
+    <w:p>
+      <w:r>
+        <w:t xml:space="preserve">  }</w:t>
+      </w:r>
+    </w:p>
+    <w:p>
+      <w:r>
+        <w:t>}</w:t>
       </w:r>
     </w:p>
     <w:p/>
-    <w:p>
-      <w:r>
-        <w:t>輸出規範：僅輸出一個有效的</w:t>
-      </w:r>
-      <w:r>
-        <w:t xml:space="preserve"> Markdown JSON </w:t>
-      </w:r>
-      <w:r>
-        <w:t>程式碼區塊（即以</w:t>
-      </w:r>
-      <w:r>
-        <w:t xml:space="preserve"> ```</w:t>
-      </w:r>
-      <w:proofErr w:type="spellStart"/>
-      <w:r>
-        <w:t>json</w:t>
-      </w:r>
-      <w:proofErr w:type="spellEnd"/>
-      <w:r>
-        <w:t xml:space="preserve"> </w:t>
-      </w:r>
-      <w:r>
-        <w:t>開頭與</w:t>
-      </w:r>
-      <w:r>
-        <w:t xml:space="preserve"> ``` </w:t>
-      </w:r>
-      <w:r>
-        <w:t>結尾）。在區塊之外，不得包含任何前後對話、解釋性文字、</w:t>
-      </w:r>
-      <w:r>
-        <w:t xml:space="preserve">Markdown </w:t>
-      </w:r>
-      <w:r>
-        <w:t>標題或客套話。</w:t>
-      </w:r>
-    </w:p>
+    <w:p/>
     <w:sectPr>
       <w:pgSz w:w="11906" w:h="16838"/>
       <w:pgMar w:top="1440" w:right="1800" w:bottom="1440" w:left="1800" w:header="851" w:footer="992" w:gutter="0"/>

--- a/prompt 庫/0610prompt.docx
+++ b/prompt 庫/0610prompt.docx
@@ -262,6 +262,7 @@
           <w:numId w:val="1"/>
         </w:numPr>
       </w:pPr>
+      <w:proofErr w:type="gramStart"/>
       <w:r>
         <w:t>F</w:t>
       </w:r>
@@ -271,6 +272,7 @@
         </w:rPr>
         <w:t>orm</w:t>
       </w:r>
+      <w:proofErr w:type="gramEnd"/>
     </w:p>
     <w:p>
       <w:pPr>
@@ -602,9 +604,11 @@
           <w:numId w:val="14"/>
         </w:numPr>
       </w:pPr>
+      <w:proofErr w:type="spellStart"/>
       <w:r>
         <w:t>acessibility</w:t>
       </w:r>
+      <w:proofErr w:type="spellEnd"/>
     </w:p>
     <w:p>
       <w:pPr>
@@ -872,12 +876,14 @@
         </w:rPr>
         <w:t>Gene A</w:t>
       </w:r>
+      <w:proofErr w:type="gramStart"/>
       <w:r>
         <w:rPr>
           <w:rFonts w:hint="eastAsia"/>
         </w:rPr>
         <w:t>–</w:t>
       </w:r>
+      <w:proofErr w:type="gramEnd"/>
       <w:r>
         <w:rPr>
           <w:rFonts w:hint="eastAsia"/>
@@ -979,7 +985,21 @@
         <w:rPr>
           <w:rFonts w:hint="eastAsia"/>
         </w:rPr>
-        <w:t xml:space="preserve"> Gene_C </w:t>
+        <w:t xml:space="preserve"> </w:t>
+      </w:r>
+      <w:proofErr w:type="spellStart"/>
+      <w:r>
+        <w:rPr>
+          <w:rFonts w:hint="eastAsia"/>
+        </w:rPr>
+        <w:t>Gene_C</w:t>
+      </w:r>
+      <w:proofErr w:type="spellEnd"/>
+      <w:r>
+        <w:rPr>
+          <w:rFonts w:hint="eastAsia"/>
+        </w:rPr>
+        <w:t xml:space="preserve"> </w:t>
       </w:r>
       <w:r>
         <w:rPr>
@@ -1023,6 +1043,7 @@
           <w:bCs/>
         </w:rPr>
       </w:pPr>
+      <w:proofErr w:type="spellStart"/>
       <w:r>
         <w:rPr>
           <w:rFonts w:hint="eastAsia"/>
@@ -1031,6 +1052,7 @@
         </w:rPr>
         <w:t>Gene_A</w:t>
       </w:r>
+      <w:proofErr w:type="spellEnd"/>
       <w:r>
         <w:rPr>
           <w:rFonts w:hint="eastAsia"/>
@@ -1061,7 +1083,63 @@
         <w:rPr>
           <w:rFonts w:hint="eastAsia"/>
         </w:rPr>
-        <w:t>說明此建築的外部邊界與基本設定，須包含以下子項（若無提及，請根據常識與建築經驗合理推測並註記「（推測）」）：</w:t>
+        <w:t>說明此建築的外部邊界與基本設定，須包含以下子項</w:t>
+      </w:r>
+      <w:proofErr w:type="gramStart"/>
+      <w:r>
+        <w:rPr>
+          <w:rFonts w:hint="eastAsia"/>
+        </w:rPr>
+        <w:t>（</w:t>
+      </w:r>
+      <w:proofErr w:type="gramEnd"/>
+      <w:r>
+        <w:rPr>
+          <w:rFonts w:hint="eastAsia"/>
+        </w:rPr>
+        <w:t>若無提及，請根據常識與建築經驗合理推測並註記「</w:t>
+      </w:r>
+      <w:proofErr w:type="gramStart"/>
+      <w:r>
+        <w:rPr>
+          <w:rFonts w:hint="eastAsia"/>
+        </w:rPr>
+        <w:t>（</w:t>
+      </w:r>
+      <w:proofErr w:type="gramEnd"/>
+      <w:r>
+        <w:rPr>
+          <w:rFonts w:hint="eastAsia"/>
+        </w:rPr>
+        <w:t>推測</w:t>
+      </w:r>
+      <w:proofErr w:type="gramStart"/>
+      <w:r>
+        <w:rPr>
+          <w:rFonts w:hint="eastAsia"/>
+        </w:rPr>
+        <w:t>）</w:t>
+      </w:r>
+      <w:proofErr w:type="gramEnd"/>
+      <w:r>
+        <w:rPr>
+          <w:rFonts w:hint="eastAsia"/>
+        </w:rPr>
+        <w:t>」</w:t>
+      </w:r>
+      <w:proofErr w:type="gramStart"/>
+      <w:r>
+        <w:rPr>
+          <w:rFonts w:hint="eastAsia"/>
+        </w:rPr>
+        <w:t>）</w:t>
+      </w:r>
+      <w:proofErr w:type="gramEnd"/>
+      <w:r>
+        <w:rPr>
+          <w:rFonts w:hint="eastAsia"/>
+        </w:rPr>
+        <w:t>：</w:t>
       </w:r>
     </w:p>
     <w:p>
@@ -1127,7 +1205,21 @@
         <w:rPr>
           <w:rFonts w:hint="eastAsia"/>
         </w:rPr>
-        <w:t>（地點與環境）：洲別、國家、城市、基地所處的城市紋理或人口脈絡（如高密度都市中心、濱水重劃區）。</w:t>
+        <w:t>（地點與環境）：</w:t>
+      </w:r>
+      <w:proofErr w:type="gramStart"/>
+      <w:r>
+        <w:rPr>
+          <w:rFonts w:hint="eastAsia"/>
+        </w:rPr>
+        <w:t>洲別</w:t>
+      </w:r>
+      <w:proofErr w:type="gramEnd"/>
+      <w:r>
+        <w:rPr>
+          <w:rFonts w:hint="eastAsia"/>
+        </w:rPr>
+        <w:t>、國家、城市、基地所處的城市紋理或人口脈絡（如高密度都市中心、濱水重劃區）。</w:t>
       </w:r>
     </w:p>
     <w:p>
@@ -1159,6 +1251,7 @@
           <w:bCs/>
         </w:rPr>
       </w:pPr>
+      <w:proofErr w:type="spellStart"/>
       <w:r>
         <w:rPr>
           <w:rFonts w:hint="eastAsia"/>
@@ -1168,6 +1261,7 @@
         <w:lastRenderedPageBreak/>
         <w:t>Gene_B</w:t>
       </w:r>
+      <w:proofErr w:type="spellEnd"/>
       <w:r>
         <w:rPr>
           <w:rFonts w:hint="eastAsia"/>
@@ -1252,7 +1346,35 @@
         <w:rPr>
           <w:rFonts w:hint="eastAsia"/>
         </w:rPr>
-        <w:t>：核心的抽象設計理念、美學語彙或設計隱喻（例如：將開放式大廳視為都市公共廣場的延伸、場所精神的再現）。</w:t>
+        <w:t>：核心的抽象設計理念、美學語彙或設計隱喻</w:t>
+      </w:r>
+      <w:proofErr w:type="gramStart"/>
+      <w:r>
+        <w:rPr>
+          <w:rFonts w:hint="eastAsia"/>
+        </w:rPr>
+        <w:t>（</w:t>
+      </w:r>
+      <w:proofErr w:type="gramEnd"/>
+      <w:r>
+        <w:rPr>
+          <w:rFonts w:hint="eastAsia"/>
+        </w:rPr>
+        <w:t>例如：將開放式大廳視為都市公共廣場的延伸、場所精神的再現</w:t>
+      </w:r>
+      <w:proofErr w:type="gramStart"/>
+      <w:r>
+        <w:rPr>
+          <w:rFonts w:hint="eastAsia"/>
+        </w:rPr>
+        <w:t>）</w:t>
+      </w:r>
+      <w:proofErr w:type="gramEnd"/>
+      <w:r>
+        <w:rPr>
+          <w:rFonts w:hint="eastAsia"/>
+        </w:rPr>
+        <w:t>。</w:t>
       </w:r>
     </w:p>
     <w:p>
@@ -1273,7 +1395,91 @@
         <w:rPr>
           <w:rFonts w:hint="eastAsia"/>
         </w:rPr>
-        <w:t>：為實踐理念所採取的具體空間構造或塊體操作策略（例如：巨型懸挑體量、雙層呼吸式幕牆皮層、垂直堆疊機能、大地測量穹頂）。</w:t>
+        <w:t>：為實踐理念所採取的具體空間</w:t>
+      </w:r>
+      <w:proofErr w:type="gramStart"/>
+      <w:r>
+        <w:rPr>
+          <w:rFonts w:hint="eastAsia"/>
+        </w:rPr>
+        <w:t>構造或塊體操</w:t>
+      </w:r>
+      <w:proofErr w:type="gramEnd"/>
+      <w:r>
+        <w:rPr>
+          <w:rFonts w:hint="eastAsia"/>
+        </w:rPr>
+        <w:t>作策略</w:t>
+      </w:r>
+      <w:proofErr w:type="gramStart"/>
+      <w:r>
+        <w:rPr>
+          <w:rFonts w:hint="eastAsia"/>
+        </w:rPr>
+        <w:t>（</w:t>
+      </w:r>
+      <w:proofErr w:type="gramEnd"/>
+      <w:r>
+        <w:rPr>
+          <w:rFonts w:hint="eastAsia"/>
+        </w:rPr>
+        <w:t>例如：巨型</w:t>
+      </w:r>
+      <w:proofErr w:type="gramStart"/>
+      <w:r>
+        <w:rPr>
+          <w:rFonts w:hint="eastAsia"/>
+        </w:rPr>
+        <w:t>懸挑體量</w:t>
+      </w:r>
+      <w:proofErr w:type="gramEnd"/>
+      <w:r>
+        <w:rPr>
+          <w:rFonts w:hint="eastAsia"/>
+        </w:rPr>
+        <w:t>、雙層呼吸</w:t>
+      </w:r>
+      <w:proofErr w:type="gramStart"/>
+      <w:r>
+        <w:rPr>
+          <w:rFonts w:hint="eastAsia"/>
+        </w:rPr>
+        <w:t>式幕牆</w:t>
+      </w:r>
+      <w:proofErr w:type="gramEnd"/>
+      <w:r>
+        <w:rPr>
+          <w:rFonts w:hint="eastAsia"/>
+        </w:rPr>
+        <w:t>皮層、垂直堆疊機能、大地測量</w:t>
+      </w:r>
+      <w:proofErr w:type="gramStart"/>
+      <w:r>
+        <w:rPr>
+          <w:rFonts w:hint="eastAsia"/>
+        </w:rPr>
+        <w:t>穹</w:t>
+      </w:r>
+      <w:proofErr w:type="gramEnd"/>
+      <w:r>
+        <w:rPr>
+          <w:rFonts w:hint="eastAsia"/>
+        </w:rPr>
+        <w:t>頂</w:t>
+      </w:r>
+      <w:proofErr w:type="gramStart"/>
+      <w:r>
+        <w:rPr>
+          <w:rFonts w:hint="eastAsia"/>
+        </w:rPr>
+        <w:t>）</w:t>
+      </w:r>
+      <w:proofErr w:type="gramEnd"/>
+      <w:r>
+        <w:rPr>
+          <w:rFonts w:hint="eastAsia"/>
+        </w:rPr>
+        <w:t>。</w:t>
       </w:r>
     </w:p>
     <w:p/>
@@ -1284,6 +1490,7 @@
           <w:bCs/>
         </w:rPr>
       </w:pPr>
+      <w:proofErr w:type="spellStart"/>
       <w:r>
         <w:rPr>
           <w:rFonts w:hint="eastAsia"/>
@@ -1292,6 +1499,7 @@
         </w:rPr>
         <w:t>Gene_C</w:t>
       </w:r>
+      <w:proofErr w:type="spellEnd"/>
       <w:r>
         <w:rPr>
           <w:rFonts w:hint="eastAsia"/>
@@ -1322,7 +1530,21 @@
         <w:rPr>
           <w:rFonts w:hint="eastAsia"/>
         </w:rPr>
-        <w:t>請精準消化圖面轉譯資料與文字，建構空間的語意圖譜：</w:t>
+        <w:t>請精</w:t>
+      </w:r>
+      <w:proofErr w:type="gramStart"/>
+      <w:r>
+        <w:rPr>
+          <w:rFonts w:hint="eastAsia"/>
+        </w:rPr>
+        <w:t>準</w:t>
+      </w:r>
+      <w:proofErr w:type="gramEnd"/>
+      <w:r>
+        <w:rPr>
+          <w:rFonts w:hint="eastAsia"/>
+        </w:rPr>
+        <w:t>消化圖面轉譯資料與文字，建構空間的語意圖譜：</w:t>
       </w:r>
     </w:p>
     <w:p>
@@ -1374,7 +1596,21 @@
         <w:rPr>
           <w:rFonts w:hint="eastAsia"/>
         </w:rPr>
-        <w:t>布景吊桿塔</w:t>
+        <w:t>布景吊</w:t>
+      </w:r>
+      <w:proofErr w:type="gramStart"/>
+      <w:r>
+        <w:rPr>
+          <w:rFonts w:hint="eastAsia"/>
+        </w:rPr>
+        <w:t>桿</w:t>
+      </w:r>
+      <w:proofErr w:type="gramEnd"/>
+      <w:r>
+        <w:rPr>
+          <w:rFonts w:hint="eastAsia"/>
+        </w:rPr>
+        <w:t>塔</w:t>
       </w:r>
       <w:r>
         <w:rPr>
@@ -1459,8 +1695,16 @@
         <w:rPr>
           <w:rFonts w:hint="eastAsia"/>
         </w:rPr>
-        <w:t>標註</w:t>
-      </w:r>
+        <w:t>標</w:t>
+      </w:r>
+      <w:proofErr w:type="gramStart"/>
+      <w:r>
+        <w:rPr>
+          <w:rFonts w:hint="eastAsia"/>
+        </w:rPr>
+        <w:t>註</w:t>
+      </w:r>
+      <w:proofErr w:type="gramEnd"/>
       <w:r>
         <w:rPr>
           <w:rFonts w:hint="eastAsia"/>
@@ -1916,6 +2160,7 @@
           <w:bCs/>
         </w:rPr>
       </w:pPr>
+      <w:proofErr w:type="spellStart"/>
       <w:r>
         <w:rPr>
           <w:rFonts w:hint="eastAsia"/>
@@ -1924,6 +2169,7 @@
         </w:rPr>
         <w:t>Gene_D</w:t>
       </w:r>
+      <w:proofErr w:type="spellEnd"/>
       <w:r>
         <w:rPr>
           <w:rFonts w:hint="eastAsia"/>
@@ -1975,7 +2221,21 @@
         <w:rPr>
           <w:rFonts w:hint="eastAsia"/>
         </w:rPr>
-        <w:t>（使用者行為反應）：觀眾、市民或演職人員的空間行為反應（例如在公共大廳停留、在濱水廣場聚集、前</w:t>
+        <w:t>（使用者行為反應）：觀眾、市民</w:t>
+      </w:r>
+      <w:proofErr w:type="gramStart"/>
+      <w:r>
+        <w:rPr>
+          <w:rFonts w:hint="eastAsia"/>
+        </w:rPr>
+        <w:t>或演職</w:t>
+      </w:r>
+      <w:proofErr w:type="gramEnd"/>
+      <w:r>
+        <w:rPr>
+          <w:rFonts w:hint="eastAsia"/>
+        </w:rPr>
+        <w:t>人員的空間行為反應（例如在公共大廳停留、在濱水廣場聚集、前</w:t>
       </w:r>
       <w:r>
         <w:rPr>
@@ -2040,11 +2300,6 @@
     </w:p>
     <w:p/>
     <w:p>
-      <w:pPr>
-        <w:rPr>
-          <w:rFonts w:hint="eastAsia"/>
-        </w:rPr>
-      </w:pPr>
       <w:r>
         <w:rPr>
           <w:rFonts w:hint="eastAsia"/>
@@ -2053,11 +2308,6 @@
       </w:r>
     </w:p>
     <w:p>
-      <w:pPr>
-        <w:rPr>
-          <w:rFonts w:hint="eastAsia"/>
-        </w:rPr>
-      </w:pPr>
       <w:r>
         <w:rPr>
           <w:rFonts w:hint="eastAsia"/>
@@ -2086,7 +2336,21 @@
         <w:rPr>
           <w:rFonts w:hint="eastAsia"/>
         </w:rPr>
-        <w:t xml:space="preserve"> ```json </w:t>
+        <w:t xml:space="preserve"> ```</w:t>
+      </w:r>
+      <w:proofErr w:type="spellStart"/>
+      <w:r>
+        <w:rPr>
+          <w:rFonts w:hint="eastAsia"/>
+        </w:rPr>
+        <w:t>json</w:t>
+      </w:r>
+      <w:proofErr w:type="spellEnd"/>
+      <w:r>
+        <w:rPr>
+          <w:rFonts w:hint="eastAsia"/>
+        </w:rPr>
+        <w:t xml:space="preserve"> </w:t>
       </w:r>
       <w:r>
         <w:rPr>
@@ -2120,11 +2384,6 @@
       </w:r>
     </w:p>
     <w:p>
-      <w:pPr>
-        <w:rPr>
-          <w:rFonts w:hint="eastAsia"/>
-        </w:rPr>
-      </w:pPr>
       <w:r>
         <w:rPr>
           <w:rFonts w:hint="eastAsia"/>
@@ -2135,7 +2394,35 @@
         <w:rPr>
           <w:rFonts w:hint="eastAsia"/>
         </w:rPr>
-        <w:t>建築與劇場專業術語：請務必使用精準的建築與劇場學術語（如：</w:t>
+        <w:t>建築與劇場專業術語：請務必使用精</w:t>
+      </w:r>
+      <w:proofErr w:type="gramStart"/>
+      <w:r>
+        <w:rPr>
+          <w:rFonts w:hint="eastAsia"/>
+        </w:rPr>
+        <w:t>準</w:t>
+      </w:r>
+      <w:proofErr w:type="gramEnd"/>
+      <w:r>
+        <w:rPr>
+          <w:rFonts w:hint="eastAsia"/>
+        </w:rPr>
+        <w:t>的建築與劇場學術語</w:t>
+      </w:r>
+      <w:proofErr w:type="gramStart"/>
+      <w:r>
+        <w:rPr>
+          <w:rFonts w:hint="eastAsia"/>
+        </w:rPr>
+        <w:t>（</w:t>
+      </w:r>
+      <w:proofErr w:type="gramEnd"/>
+      <w:r>
+        <w:rPr>
+          <w:rFonts w:hint="eastAsia"/>
+        </w:rPr>
+        <w:t>如：</w:t>
       </w:r>
       <w:r>
         <w:rPr>
@@ -2147,15 +2434,24 @@
         <w:rPr>
           <w:rFonts w:hint="eastAsia"/>
         </w:rPr>
-        <w:t>等）。</w:t>
-      </w:r>
-    </w:p>
-    <w:p>
-      <w:pPr>
-        <w:rPr>
-          <w:rFonts w:hint="eastAsia"/>
-        </w:rPr>
-      </w:pPr>
+        <w:t>等</w:t>
+      </w:r>
+      <w:proofErr w:type="gramStart"/>
+      <w:r>
+        <w:rPr>
+          <w:rFonts w:hint="eastAsia"/>
+        </w:rPr>
+        <w:t>）</w:t>
+      </w:r>
+      <w:proofErr w:type="gramEnd"/>
+      <w:r>
+        <w:rPr>
+          <w:rFonts w:hint="eastAsia"/>
+        </w:rPr>
+        <w:t>。</w:t>
+      </w:r>
+    </w:p>
+    <w:p>
       <w:r>
         <w:rPr>
           <w:rFonts w:hint="eastAsia"/>
@@ -2184,7 +2480,21 @@
         <w:rPr>
           <w:rFonts w:hint="eastAsia"/>
         </w:rPr>
-        <w:t xml:space="preserve"> `halls_specification` </w:t>
+        <w:t xml:space="preserve"> `</w:t>
+      </w:r>
+      <w:proofErr w:type="spellStart"/>
+      <w:r>
+        <w:rPr>
+          <w:rFonts w:hint="eastAsia"/>
+        </w:rPr>
+        <w:t>halls_specification</w:t>
+      </w:r>
+      <w:proofErr w:type="spellEnd"/>
+      <w:r>
+        <w:rPr>
+          <w:rFonts w:hint="eastAsia"/>
+        </w:rPr>
+        <w:t xml:space="preserve">` </w:t>
       </w:r>
       <w:r>
         <w:rPr>
@@ -2197,15 +2507,24 @@
           <w:rFonts w:hint="eastAsia"/>
         </w:rPr>
         <w:lastRenderedPageBreak/>
-        <w:t>列中為每個廳建立獨立的物件。若只有單一劇場，該陣列內則僅保留一個物件。</w:t>
-      </w:r>
-    </w:p>
-    <w:p>
-      <w:pPr>
-        <w:rPr>
-          <w:rFonts w:hint="eastAsia"/>
-        </w:rPr>
-      </w:pPr>
+        <w:t>列中為每</w:t>
+      </w:r>
+      <w:proofErr w:type="gramStart"/>
+      <w:r>
+        <w:rPr>
+          <w:rFonts w:hint="eastAsia"/>
+        </w:rPr>
+        <w:t>個</w:t>
+      </w:r>
+      <w:proofErr w:type="gramEnd"/>
+      <w:r>
+        <w:rPr>
+          <w:rFonts w:hint="eastAsia"/>
+        </w:rPr>
+        <w:t>廳建立獨立的物件。若只有單一劇場，該陣列內則僅保留一個物件。</w:t>
+      </w:r>
+    </w:p>
+    <w:p>
       <w:r>
         <w:rPr>
           <w:rFonts w:hint="eastAsia"/>
@@ -2216,7 +2535,21 @@
         <w:rPr>
           <w:rFonts w:hint="eastAsia"/>
         </w:rPr>
-        <w:t>缺失資料處理：若某些資訊未在資料中明確提供，請根據建築經驗合理推論並在字尾加註「（推測）」，若完全無法推論請填入</w:t>
+        <w:t>缺失資料處理：若某些資訊未在資料中明確提供，請根據建築經驗合理推論並在字尾加</w:t>
+      </w:r>
+      <w:proofErr w:type="gramStart"/>
+      <w:r>
+        <w:rPr>
+          <w:rFonts w:hint="eastAsia"/>
+        </w:rPr>
+        <w:t>註</w:t>
+      </w:r>
+      <w:proofErr w:type="gramEnd"/>
+      <w:r>
+        <w:rPr>
+          <w:rFonts w:hint="eastAsia"/>
+        </w:rPr>
+        <w:t>「（推測）」，若完全無法推論請填入</w:t>
       </w:r>
       <w:r>
         <w:rPr>
@@ -2251,11 +2584,6 @@
     </w:p>
     <w:p/>
     <w:p>
-      <w:pPr>
-        <w:rPr>
-          <w:rFonts w:hint="eastAsia"/>
-        </w:rPr>
-      </w:pPr>
       <w:r>
         <w:rPr>
           <w:rFonts w:hint="eastAsia"/>
@@ -2270,16 +2598,25 @@
       </w:r>
     </w:p>
     <w:p>
-      <w:pPr>
-        <w:rPr>
-          <w:rFonts w:hint="eastAsia"/>
-        </w:rPr>
-      </w:pPr>
-      <w:r>
-        <w:rPr>
-          <w:rFonts w:hint="eastAsia"/>
-        </w:rPr>
-        <w:t>請將分析結果精準填入以下</w:t>
+      <w:r>
+        <w:rPr>
+          <w:rFonts w:hint="eastAsia"/>
+        </w:rPr>
+        <w:t>請將分析結果精</w:t>
+      </w:r>
+      <w:proofErr w:type="gramStart"/>
+      <w:r>
+        <w:rPr>
+          <w:rFonts w:hint="eastAsia"/>
+        </w:rPr>
+        <w:t>準</w:t>
+      </w:r>
+      <w:proofErr w:type="gramEnd"/>
+      <w:r>
+        <w:rPr>
+          <w:rFonts w:hint="eastAsia"/>
+        </w:rPr>
+        <w:t>填入以下</w:t>
       </w:r>
       <w:r>
         <w:rPr>
@@ -2302,30 +2639,87 @@
     </w:p>
     <w:p>
       <w:r>
-        <w:t xml:space="preserve">  "precedent_dna": {</w:t>
-      </w:r>
-    </w:p>
-    <w:p>
-      <w:r>
-        <w:t xml:space="preserve">    "gene_a_conditions": {</w:t>
-      </w:r>
-    </w:p>
-    <w:p>
-      <w:r>
-        <w:t xml:space="preserve">      "identity_&amp;_scale": {</w:t>
-      </w:r>
-    </w:p>
-    <w:p>
-      <w:pPr>
-        <w:rPr>
-          <w:rFonts w:hint="eastAsia"/>
-        </w:rPr>
-      </w:pPr>
-      <w:r>
-        <w:rPr>
-          <w:rFonts w:hint="eastAsia"/>
-        </w:rPr>
-        <w:t xml:space="preserve">        "project_name": "</w:t>
+        <w:t xml:space="preserve">  "</w:t>
+      </w:r>
+      <w:proofErr w:type="spellStart"/>
+      <w:proofErr w:type="gramStart"/>
+      <w:r>
+        <w:t>precedent</w:t>
+      </w:r>
+      <w:proofErr w:type="gramEnd"/>
+      <w:r>
+        <w:t>_dna</w:t>
+      </w:r>
+      <w:proofErr w:type="spellEnd"/>
+      <w:r>
+        <w:t>": {</w:t>
+      </w:r>
+    </w:p>
+    <w:p>
+      <w:r>
+        <w:t xml:space="preserve">    "</w:t>
+      </w:r>
+      <w:proofErr w:type="spellStart"/>
+      <w:proofErr w:type="gramStart"/>
+      <w:r>
+        <w:t>gene</w:t>
+      </w:r>
+      <w:proofErr w:type="gramEnd"/>
+      <w:r>
+        <w:t>_a_conditions</w:t>
+      </w:r>
+      <w:proofErr w:type="spellEnd"/>
+      <w:proofErr w:type="gramStart"/>
+      <w:r>
+        <w:t>": {</w:t>
+      </w:r>
+      <w:proofErr w:type="gramEnd"/>
+    </w:p>
+    <w:p>
+      <w:r>
+        <w:t xml:space="preserve">      "</w:t>
+      </w:r>
+      <w:proofErr w:type="spellStart"/>
+      <w:proofErr w:type="gramStart"/>
+      <w:r>
+        <w:t>identity</w:t>
+      </w:r>
+      <w:proofErr w:type="gramEnd"/>
+      <w:r>
+        <w:t>_&amp;_scale</w:t>
+      </w:r>
+      <w:proofErr w:type="spellEnd"/>
+      <w:proofErr w:type="gramStart"/>
+      <w:r>
+        <w:t>": {</w:t>
+      </w:r>
+      <w:proofErr w:type="gramEnd"/>
+    </w:p>
+    <w:p>
+      <w:pPr>
+        <w:rPr>
+          <w:rFonts w:hint="eastAsia"/>
+        </w:rPr>
+      </w:pPr>
+      <w:r>
+        <w:rPr>
+          <w:rFonts w:hint="eastAsia"/>
+        </w:rPr>
+        <w:t xml:space="preserve">        "</w:t>
+      </w:r>
+      <w:proofErr w:type="spellStart"/>
+      <w:r>
+        <w:rPr>
+          <w:rFonts w:hint="eastAsia"/>
+        </w:rPr>
+        <w:t>project_name</w:t>
+      </w:r>
+      <w:proofErr w:type="spellEnd"/>
+      <w:r>
+        <w:rPr>
+          <w:rFonts w:hint="eastAsia"/>
+        </w:rPr>
+        <w:t>": "</w:t>
       </w:r>
       <w:r>
         <w:rPr>
@@ -2362,7 +2756,21 @@
         <w:rPr>
           <w:rFonts w:hint="eastAsia"/>
         </w:rPr>
-        <w:t xml:space="preserve">        "theater_scale_hierarchy": "</w:t>
+        <w:t xml:space="preserve">        "</w:t>
+      </w:r>
+      <w:proofErr w:type="spellStart"/>
+      <w:r>
+        <w:rPr>
+          <w:rFonts w:hint="eastAsia"/>
+        </w:rPr>
+        <w:t>theater_scale_hierarchy</w:t>
+      </w:r>
+      <w:proofErr w:type="spellEnd"/>
+      <w:r>
+        <w:rPr>
+          <w:rFonts w:hint="eastAsia"/>
+        </w:rPr>
+        <w:t>": "</w:t>
       </w:r>
       <w:r>
         <w:rPr>
@@ -2387,7 +2795,21 @@
         <w:rPr>
           <w:rFonts w:hint="eastAsia"/>
         </w:rPr>
-        <w:t xml:space="preserve">        "gross_floor_area": "</w:t>
+        <w:t xml:space="preserve">        "</w:t>
+      </w:r>
+      <w:proofErr w:type="spellStart"/>
+      <w:r>
+        <w:rPr>
+          <w:rFonts w:hint="eastAsia"/>
+        </w:rPr>
+        <w:t>gross_floor_area</w:t>
+      </w:r>
+      <w:proofErr w:type="spellEnd"/>
+      <w:r>
+        <w:rPr>
+          <w:rFonts w:hint="eastAsia"/>
+        </w:rPr>
+        <w:t>": "</w:t>
       </w:r>
       <w:r>
         <w:rPr>
@@ -2421,7 +2843,20 @@
     </w:p>
     <w:p>
       <w:r>
-        <w:t xml:space="preserve">      "halls_specification": [</w:t>
+        <w:t xml:space="preserve">      "</w:t>
+      </w:r>
+      <w:proofErr w:type="spellStart"/>
+      <w:proofErr w:type="gramStart"/>
+      <w:r>
+        <w:t>halls</w:t>
+      </w:r>
+      <w:proofErr w:type="gramEnd"/>
+      <w:r>
+        <w:t>_specification</w:t>
+      </w:r>
+      <w:proofErr w:type="spellEnd"/>
+      <w:r>
+        <w:t>": [</w:t>
       </w:r>
     </w:p>
     <w:p>
@@ -2439,7 +2874,21 @@
         <w:rPr>
           <w:rFonts w:hint="eastAsia"/>
         </w:rPr>
-        <w:t xml:space="preserve">          "hall_name": "</w:t>
+        <w:t xml:space="preserve">          "</w:t>
+      </w:r>
+      <w:proofErr w:type="spellStart"/>
+      <w:r>
+        <w:rPr>
+          <w:rFonts w:hint="eastAsia"/>
+        </w:rPr>
+        <w:t>hall_name</w:t>
+      </w:r>
+      <w:proofErr w:type="spellEnd"/>
+      <w:r>
+        <w:rPr>
+          <w:rFonts w:hint="eastAsia"/>
+        </w:rPr>
+        <w:t>": "</w:t>
       </w:r>
       <w:r>
         <w:rPr>
@@ -2457,8 +2906,30 @@
         <w:rPr>
           <w:rFonts w:hint="eastAsia"/>
         </w:rPr>
-        <w:t>音樂廳名稱（例如：大劇院、中劇院、音樂廳、實驗劇場）</w:t>
-      </w:r>
+        <w:t>音樂廳名稱</w:t>
+      </w:r>
+      <w:proofErr w:type="gramStart"/>
+      <w:r>
+        <w:rPr>
+          <w:rFonts w:hint="eastAsia"/>
+        </w:rPr>
+        <w:t>（</w:t>
+      </w:r>
+      <w:proofErr w:type="gramEnd"/>
+      <w:r>
+        <w:rPr>
+          <w:rFonts w:hint="eastAsia"/>
+        </w:rPr>
+        <w:t>例如：大劇院、中劇院、音樂廳、實驗劇場</w:t>
+      </w:r>
+      <w:proofErr w:type="gramStart"/>
+      <w:r>
+        <w:rPr>
+          <w:rFonts w:hint="eastAsia"/>
+        </w:rPr>
+        <w:t>）</w:t>
+      </w:r>
+      <w:proofErr w:type="gramEnd"/>
       <w:r>
         <w:rPr>
           <w:rFonts w:hint="eastAsia"/>
@@ -2476,13 +2947,49 @@
         <w:rPr>
           <w:rFonts w:hint="eastAsia"/>
         </w:rPr>
-        <w:t xml:space="preserve">          "seating_capacity": "</w:t>
-      </w:r>
-      <w:r>
-        <w:rPr>
-          <w:rFonts w:hint="eastAsia"/>
-        </w:rPr>
-        <w:t>該廳總座位數（例如：</w:t>
+        <w:t xml:space="preserve">          "</w:t>
+      </w:r>
+      <w:proofErr w:type="spellStart"/>
+      <w:r>
+        <w:rPr>
+          <w:rFonts w:hint="eastAsia"/>
+        </w:rPr>
+        <w:t>seating_capacity</w:t>
+      </w:r>
+      <w:proofErr w:type="spellEnd"/>
+      <w:r>
+        <w:rPr>
+          <w:rFonts w:hint="eastAsia"/>
+        </w:rPr>
+        <w:t>": "</w:t>
+      </w:r>
+      <w:proofErr w:type="gramStart"/>
+      <w:r>
+        <w:rPr>
+          <w:rFonts w:hint="eastAsia"/>
+        </w:rPr>
+        <w:t>該廳總座位</w:t>
+      </w:r>
+      <w:proofErr w:type="gramEnd"/>
+      <w:r>
+        <w:rPr>
+          <w:rFonts w:hint="eastAsia"/>
+        </w:rPr>
+        <w:t>數</w:t>
+      </w:r>
+      <w:proofErr w:type="gramStart"/>
+      <w:r>
+        <w:rPr>
+          <w:rFonts w:hint="eastAsia"/>
+        </w:rPr>
+        <w:t>（</w:t>
+      </w:r>
+      <w:proofErr w:type="gramEnd"/>
+      <w:r>
+        <w:rPr>
+          <w:rFonts w:hint="eastAsia"/>
+        </w:rPr>
+        <w:t>例如：</w:t>
       </w:r>
       <w:r>
         <w:rPr>
@@ -2494,8 +3001,16 @@
         <w:rPr>
           <w:rFonts w:hint="eastAsia"/>
         </w:rPr>
-        <w:t>席）</w:t>
-      </w:r>
+        <w:t>席</w:t>
+      </w:r>
+      <w:proofErr w:type="gramStart"/>
+      <w:r>
+        <w:rPr>
+          <w:rFonts w:hint="eastAsia"/>
+        </w:rPr>
+        <w:t>）</w:t>
+      </w:r>
+      <w:proofErr w:type="gramEnd"/>
       <w:r>
         <w:rPr>
           <w:rFonts w:hint="eastAsia"/>
@@ -2513,13 +3028,55 @@
         <w:rPr>
           <w:rFonts w:hint="eastAsia"/>
         </w:rPr>
-        <w:t xml:space="preserve">          "stage_type": "</w:t>
-      </w:r>
-      <w:r>
-        <w:rPr>
-          <w:rFonts w:hint="eastAsia"/>
-        </w:rPr>
-        <w:t>舞台與觀眾席形式（請精準分類，如：</w:t>
+        <w:t xml:space="preserve">          "</w:t>
+      </w:r>
+      <w:proofErr w:type="spellStart"/>
+      <w:r>
+        <w:rPr>
+          <w:rFonts w:hint="eastAsia"/>
+        </w:rPr>
+        <w:t>stage_type</w:t>
+      </w:r>
+      <w:proofErr w:type="spellEnd"/>
+      <w:r>
+        <w:rPr>
+          <w:rFonts w:hint="eastAsia"/>
+        </w:rPr>
+        <w:t>": "</w:t>
+      </w:r>
+      <w:r>
+        <w:rPr>
+          <w:rFonts w:hint="eastAsia"/>
+        </w:rPr>
+        <w:t>舞台與觀眾席形式</w:t>
+      </w:r>
+      <w:proofErr w:type="gramStart"/>
+      <w:r>
+        <w:rPr>
+          <w:rFonts w:hint="eastAsia"/>
+        </w:rPr>
+        <w:t>（</w:t>
+      </w:r>
+      <w:proofErr w:type="gramEnd"/>
+      <w:r>
+        <w:rPr>
+          <w:rFonts w:hint="eastAsia"/>
+        </w:rPr>
+        <w:t>請精</w:t>
+      </w:r>
+      <w:proofErr w:type="gramStart"/>
+      <w:r>
+        <w:rPr>
+          <w:rFonts w:hint="eastAsia"/>
+        </w:rPr>
+        <w:t>準</w:t>
+      </w:r>
+      <w:proofErr w:type="gramEnd"/>
+      <w:r>
+        <w:rPr>
+          <w:rFonts w:hint="eastAsia"/>
+        </w:rPr>
+        <w:t>分類，如：</w:t>
       </w:r>
       <w:r>
         <w:rPr>
@@ -2610,8 +3167,16 @@
         <w:rPr>
           <w:rFonts w:hint="eastAsia"/>
         </w:rPr>
-        <w:t>鞋盒式等）</w:t>
-      </w:r>
+        <w:t>鞋盒式等</w:t>
+      </w:r>
+      <w:proofErr w:type="gramStart"/>
+      <w:r>
+        <w:rPr>
+          <w:rFonts w:hint="eastAsia"/>
+        </w:rPr>
+        <w:t>）</w:t>
+      </w:r>
+      <w:proofErr w:type="gramEnd"/>
       <w:r>
         <w:rPr>
           <w:rFonts w:hint="eastAsia"/>
@@ -2629,13 +3194,41 @@
         <w:rPr>
           <w:rFonts w:hint="eastAsia"/>
         </w:rPr>
-        <w:t xml:space="preserve">          "primary_performance_type": "</w:t>
-      </w:r>
-      <w:r>
-        <w:rPr>
-          <w:rFonts w:hint="eastAsia"/>
-        </w:rPr>
-        <w:t>主要服務之表演藝術類型（例如：歌劇</w:t>
+        <w:t xml:space="preserve">          "</w:t>
+      </w:r>
+      <w:proofErr w:type="spellStart"/>
+      <w:r>
+        <w:rPr>
+          <w:rFonts w:hint="eastAsia"/>
+        </w:rPr>
+        <w:t>primary_performance_type</w:t>
+      </w:r>
+      <w:proofErr w:type="spellEnd"/>
+      <w:r>
+        <w:rPr>
+          <w:rFonts w:hint="eastAsia"/>
+        </w:rPr>
+        <w:t>": "</w:t>
+      </w:r>
+      <w:r>
+        <w:rPr>
+          <w:rFonts w:hint="eastAsia"/>
+        </w:rPr>
+        <w:t>主要服務之表演藝術類型</w:t>
+      </w:r>
+      <w:proofErr w:type="gramStart"/>
+      <w:r>
+        <w:rPr>
+          <w:rFonts w:hint="eastAsia"/>
+        </w:rPr>
+        <w:t>（</w:t>
+      </w:r>
+      <w:proofErr w:type="gramEnd"/>
+      <w:r>
+        <w:rPr>
+          <w:rFonts w:hint="eastAsia"/>
+        </w:rPr>
+        <w:t>例如：歌劇</w:t>
       </w:r>
       <w:r>
         <w:rPr>
@@ -2727,12 +3320,14 @@
         </w:rPr>
         <w:t xml:space="preserve"> Experimental Art</w:t>
       </w:r>
+      <w:proofErr w:type="gramStart"/>
       <w:r>
         <w:rPr>
           <w:rFonts w:hint="eastAsia"/>
         </w:rPr>
         <w:t>）</w:t>
       </w:r>
+      <w:proofErr w:type="gramEnd"/>
       <w:r>
         <w:rPr>
           <w:rFonts w:hint="eastAsia"/>
@@ -2750,13 +3345,41 @@
         <w:rPr>
           <w:rFonts w:hint="eastAsia"/>
         </w:rPr>
-        <w:t xml:space="preserve">          "key_hardware_&amp;_acoustic_conditions": "</w:t>
-      </w:r>
-      <w:r>
-        <w:rPr>
-          <w:rFonts w:hint="eastAsia"/>
-        </w:rPr>
-        <w:t>該廳關鍵之硬體與建築物理聲學條件描述（例如：配備</w:t>
+        <w:t xml:space="preserve">          "key_hardware_&amp;_</w:t>
+      </w:r>
+      <w:proofErr w:type="spellStart"/>
+      <w:r>
+        <w:rPr>
+          <w:rFonts w:hint="eastAsia"/>
+        </w:rPr>
+        <w:t>acoustic_conditions</w:t>
+      </w:r>
+      <w:proofErr w:type="spellEnd"/>
+      <w:r>
+        <w:rPr>
+          <w:rFonts w:hint="eastAsia"/>
+        </w:rPr>
+        <w:t>": "</w:t>
+      </w:r>
+      <w:r>
+        <w:rPr>
+          <w:rFonts w:hint="eastAsia"/>
+        </w:rPr>
+        <w:t>該廳關鍵之硬體與建築物理聲學條件描述</w:t>
+      </w:r>
+      <w:proofErr w:type="gramStart"/>
+      <w:r>
+        <w:rPr>
+          <w:rFonts w:hint="eastAsia"/>
+        </w:rPr>
+        <w:t>（</w:t>
+      </w:r>
+      <w:proofErr w:type="gramEnd"/>
+      <w:r>
+        <w:rPr>
+          <w:rFonts w:hint="eastAsia"/>
+        </w:rPr>
+        <w:t>例如：配備</w:t>
       </w:r>
       <w:r>
         <w:rPr>
@@ -2768,7 +3391,21 @@
         <w:rPr>
           <w:rFonts w:hint="eastAsia"/>
         </w:rPr>
-        <w:t>組自動化布景吊桿塔</w:t>
+        <w:t>組自動化布景吊</w:t>
+      </w:r>
+      <w:proofErr w:type="gramStart"/>
+      <w:r>
+        <w:rPr>
+          <w:rFonts w:hint="eastAsia"/>
+        </w:rPr>
+        <w:t>桿</w:t>
+      </w:r>
+      <w:proofErr w:type="gramEnd"/>
+      <w:r>
+        <w:rPr>
+          <w:rFonts w:hint="eastAsia"/>
+        </w:rPr>
+        <w:t>塔</w:t>
       </w:r>
       <w:r>
         <w:rPr>
@@ -2792,8 +3429,30 @@
         <w:rPr>
           <w:rFonts w:hint="eastAsia"/>
         </w:rPr>
-        <w:t>、固定式管風琴、活動式下沉樂池等）</w:t>
-      </w:r>
+        <w:t>、固定式管風琴、活動式下</w:t>
+      </w:r>
+      <w:proofErr w:type="gramStart"/>
+      <w:r>
+        <w:rPr>
+          <w:rFonts w:hint="eastAsia"/>
+        </w:rPr>
+        <w:t>沉</w:t>
+      </w:r>
+      <w:proofErr w:type="gramEnd"/>
+      <w:r>
+        <w:rPr>
+          <w:rFonts w:hint="eastAsia"/>
+        </w:rPr>
+        <w:t>樂池等</w:t>
+      </w:r>
+      <w:proofErr w:type="gramStart"/>
+      <w:r>
+        <w:rPr>
+          <w:rFonts w:hint="eastAsia"/>
+        </w:rPr>
+        <w:t>）</w:t>
+      </w:r>
+      <w:proofErr w:type="gramEnd"/>
       <w:r>
         <w:rPr>
           <w:rFonts w:hint="eastAsia"/>
@@ -2813,8 +3472,23 @@
     </w:p>
     <w:p>
       <w:r>
-        <w:t xml:space="preserve">      "location_&amp;_context": {</w:t>
-      </w:r>
+        <w:t xml:space="preserve">      "</w:t>
+      </w:r>
+      <w:proofErr w:type="spellStart"/>
+      <w:proofErr w:type="gramStart"/>
+      <w:r>
+        <w:t>location</w:t>
+      </w:r>
+      <w:proofErr w:type="gramEnd"/>
+      <w:r>
+        <w:t>_&amp;_context</w:t>
+      </w:r>
+      <w:proofErr w:type="spellEnd"/>
+      <w:proofErr w:type="gramStart"/>
+      <w:r>
+        <w:t>": {</w:t>
+      </w:r>
+      <w:proofErr w:type="gramEnd"/>
     </w:p>
     <w:p>
       <w:pPr>
@@ -2828,12 +3502,14 @@
         </w:rPr>
         <w:t xml:space="preserve">        "continent": "</w:t>
       </w:r>
+      <w:proofErr w:type="gramStart"/>
       <w:r>
         <w:rPr>
           <w:rFonts w:hint="eastAsia"/>
         </w:rPr>
         <w:t>所在洲別</w:t>
       </w:r>
+      <w:proofErr w:type="gramEnd"/>
       <w:r>
         <w:rPr>
           <w:rFonts w:hint="eastAsia"/>
@@ -2901,7 +3577,21 @@
         <w:rPr>
           <w:rFonts w:hint="eastAsia"/>
         </w:rPr>
-        <w:t xml:space="preserve">        "urban_context": "</w:t>
+        <w:t xml:space="preserve">        "</w:t>
+      </w:r>
+      <w:proofErr w:type="spellStart"/>
+      <w:r>
+        <w:rPr>
+          <w:rFonts w:hint="eastAsia"/>
+        </w:rPr>
+        <w:t>urban_context</w:t>
+      </w:r>
+      <w:proofErr w:type="spellEnd"/>
+      <w:r>
+        <w:rPr>
+          <w:rFonts w:hint="eastAsia"/>
+        </w:rPr>
+        <w:t>": "</w:t>
       </w:r>
       <w:r>
         <w:rPr>
@@ -2923,8 +3613,23 @@
     </w:p>
     <w:p>
       <w:r>
-        <w:t xml:space="preserve">      "participants_&amp;_operation": {</w:t>
-      </w:r>
+        <w:t xml:space="preserve">      "</w:t>
+      </w:r>
+      <w:proofErr w:type="spellStart"/>
+      <w:proofErr w:type="gramStart"/>
+      <w:r>
+        <w:t>participants</w:t>
+      </w:r>
+      <w:proofErr w:type="gramEnd"/>
+      <w:r>
+        <w:t>_&amp;_operation</w:t>
+      </w:r>
+      <w:proofErr w:type="spellEnd"/>
+      <w:proofErr w:type="gramStart"/>
+      <w:r>
+        <w:t>": {</w:t>
+      </w:r>
+      <w:proofErr w:type="gramEnd"/>
     </w:p>
     <w:p>
       <w:pPr>
@@ -2976,27 +3681,30 @@
       </w:r>
     </w:p>
     <w:p>
-      <w:pPr>
-        <w:rPr>
-          <w:rFonts w:hint="eastAsia"/>
-        </w:rPr>
-      </w:pPr>
-      <w:r>
-        <w:rPr>
-          <w:rFonts w:hint="eastAsia"/>
-        </w:rPr>
+      <w:r>
         <w:t xml:space="preserve">        "client": "</w:t>
       </w:r>
       <w:r>
         <w:rPr>
           <w:rFonts w:hint="eastAsia"/>
         </w:rPr>
-        <w:t>業主單位（如政府機關、私人開發商）</w:t>
-      </w:r>
-      <w:r>
-        <w:rPr>
-          <w:rFonts w:hint="eastAsia"/>
-        </w:rPr>
+        <w:t>業主單位</w:t>
+      </w:r>
+      <w:proofErr w:type="gramStart"/>
+      <w:r>
+        <w:rPr>
+          <w:rFonts w:hint="eastAsia"/>
+        </w:rPr>
+        <w:t>（</w:t>
+      </w:r>
+      <w:proofErr w:type="gramEnd"/>
+      <w:r>
+        <w:rPr>
+          <w:rFonts w:hint="eastAsia"/>
+        </w:rPr>
+        <w:t>如政府機關、私人开发商）</w:t>
+      </w:r>
+      <w:r>
         <w:t>",</w:t>
       </w:r>
     </w:p>
@@ -3010,7 +3718,21 @@
         <w:rPr>
           <w:rFonts w:hint="eastAsia"/>
         </w:rPr>
-        <w:t xml:space="preserve">        "end_user": "</w:t>
+        <w:t xml:space="preserve">        "</w:t>
+      </w:r>
+      <w:proofErr w:type="spellStart"/>
+      <w:r>
+        <w:rPr>
+          <w:rFonts w:hint="eastAsia"/>
+        </w:rPr>
+        <w:t>end_user</w:t>
+      </w:r>
+      <w:proofErr w:type="spellEnd"/>
+      <w:r>
+        <w:rPr>
+          <w:rFonts w:hint="eastAsia"/>
+        </w:rPr>
+        <w:t>": "</w:t>
       </w:r>
       <w:r>
         <w:rPr>
@@ -3046,19 +3768,7 @@
         <w:rPr>
           <w:rFonts w:hint="eastAsia"/>
         </w:rPr>
-        <w:t>專業顧問團隊列表，特別註明</w:t>
-      </w:r>
-      <w:r>
-        <w:rPr>
-          <w:rFonts w:hint="eastAsia"/>
-        </w:rPr>
-        <w:t xml:space="preserve"> </w:t>
-      </w:r>
-      <w:r>
-        <w:rPr>
-          <w:rFonts w:hint="eastAsia"/>
-        </w:rPr>
-        <w:t>劇場顧問</w:t>
+        <w:t>專業顧問團隊列表，特別註明劇場顧問</w:t>
       </w:r>
       <w:r>
         <w:rPr>
@@ -3134,20 +3844,40 @@
     </w:p>
     <w:p>
       <w:r>
-        <w:t xml:space="preserve">    "gene_b_design_intentions": {</w:t>
-      </w:r>
-    </w:p>
-    <w:p>
-      <w:pPr>
-        <w:rPr>
-          <w:rFonts w:hint="eastAsia"/>
-        </w:rPr>
-      </w:pPr>
-      <w:r>
-        <w:rPr>
-          <w:rFonts w:hint="eastAsia"/>
-        </w:rPr>
-        <w:t xml:space="preserve">      "issue": "</w:t>
+        <w:t xml:space="preserve">    "</w:t>
+      </w:r>
+      <w:proofErr w:type="spellStart"/>
+      <w:proofErr w:type="gramStart"/>
+      <w:r>
+        <w:t>gene</w:t>
+      </w:r>
+      <w:proofErr w:type="gramEnd"/>
+      <w:r>
+        <w:t>_b_design_intentions</w:t>
+      </w:r>
+      <w:proofErr w:type="spellEnd"/>
+      <w:proofErr w:type="gramStart"/>
+      <w:r>
+        <w:t>": {</w:t>
+      </w:r>
+      <w:proofErr w:type="gramEnd"/>
+    </w:p>
+    <w:p>
+      <w:r>
+        <w:t xml:space="preserve">      "issue": [</w:t>
+      </w:r>
+    </w:p>
+    <w:p>
+      <w:pPr>
+        <w:rPr>
+          <w:rFonts w:hint="eastAsia"/>
+        </w:rPr>
+      </w:pPr>
+      <w:r>
+        <w:rPr>
+          <w:rFonts w:hint="eastAsia"/>
+        </w:rPr>
+        <w:t xml:space="preserve">        "</w:t>
       </w:r>
       <w:r>
         <w:rPr>
@@ -3159,51 +3889,135 @@
         <w:rPr>
           <w:rFonts w:hint="eastAsia"/>
         </w:rPr>
-        <w:t>",</w:t>
-      </w:r>
-    </w:p>
-    <w:p>
-      <w:pPr>
-        <w:rPr>
-          <w:rFonts w:hint="eastAsia"/>
-        </w:rPr>
-      </w:pPr>
-      <w:r>
-        <w:rPr>
-          <w:rFonts w:hint="eastAsia"/>
-        </w:rPr>
-        <w:t xml:space="preserve">      "concept": "</w:t>
-      </w:r>
-      <w:r>
-        <w:rPr>
-          <w:rFonts w:hint="eastAsia"/>
-        </w:rPr>
-        <w:t>核心的抽象設計理念、美學語彙或設計隱喻（例如：將多個劇場體量包裹於單一連續性皮層中）</w:t>
-      </w:r>
-      <w:r>
-        <w:rPr>
-          <w:rFonts w:hint="eastAsia"/>
-        </w:rPr>
-        <w:t>",</w:t>
-      </w:r>
-    </w:p>
-    <w:p>
-      <w:pPr>
-        <w:rPr>
-          <w:rFonts w:hint="eastAsia"/>
-        </w:rPr>
-      </w:pPr>
-      <w:r>
-        <w:rPr>
-          <w:rFonts w:hint="eastAsia"/>
-        </w:rPr>
-        <w:t xml:space="preserve">      "strategy": "</w:t>
-      </w:r>
-      <w:r>
-        <w:rPr>
-          <w:rFonts w:hint="eastAsia"/>
-        </w:rPr>
-        <w:t>為實踐理念所採取的具體空間構造、材料皮層或塊體操作策略（例如：</w:t>
+        <w:t>"</w:t>
+      </w:r>
+    </w:p>
+    <w:p>
+      <w:r>
+        <w:t xml:space="preserve">      ],</w:t>
+      </w:r>
+    </w:p>
+    <w:p>
+      <w:r>
+        <w:t xml:space="preserve">      "concept": [</w:t>
+      </w:r>
+    </w:p>
+    <w:p>
+      <w:pPr>
+        <w:rPr>
+          <w:rFonts w:hint="eastAsia"/>
+        </w:rPr>
+      </w:pPr>
+      <w:r>
+        <w:rPr>
+          <w:rFonts w:hint="eastAsia"/>
+        </w:rPr>
+        <w:t xml:space="preserve">        "</w:t>
+      </w:r>
+      <w:r>
+        <w:rPr>
+          <w:rFonts w:hint="eastAsia"/>
+        </w:rPr>
+        <w:t>核心的抽象設計理念、美學語彙或設計隱喻</w:t>
+      </w:r>
+      <w:proofErr w:type="gramStart"/>
+      <w:r>
+        <w:rPr>
+          <w:rFonts w:hint="eastAsia"/>
+        </w:rPr>
+        <w:t>（</w:t>
+      </w:r>
+      <w:proofErr w:type="gramEnd"/>
+      <w:r>
+        <w:rPr>
+          <w:rFonts w:hint="eastAsia"/>
+        </w:rPr>
+        <w:t>例如：將多個</w:t>
+      </w:r>
+      <w:proofErr w:type="gramStart"/>
+      <w:r>
+        <w:rPr>
+          <w:rFonts w:hint="eastAsia"/>
+        </w:rPr>
+        <w:t>劇場體量包裹</w:t>
+      </w:r>
+      <w:proofErr w:type="gramEnd"/>
+      <w:r>
+        <w:rPr>
+          <w:rFonts w:hint="eastAsia"/>
+        </w:rPr>
+        <w:t>於單一連續性皮層中</w:t>
+      </w:r>
+      <w:proofErr w:type="gramStart"/>
+      <w:r>
+        <w:rPr>
+          <w:rFonts w:hint="eastAsia"/>
+        </w:rPr>
+        <w:t>）</w:t>
+      </w:r>
+      <w:proofErr w:type="gramEnd"/>
+      <w:r>
+        <w:rPr>
+          <w:rFonts w:hint="eastAsia"/>
+        </w:rPr>
+        <w:t>"</w:t>
+      </w:r>
+    </w:p>
+    <w:p>
+      <w:r>
+        <w:t xml:space="preserve">      ],</w:t>
+      </w:r>
+    </w:p>
+    <w:p>
+      <w:r>
+        <w:t xml:space="preserve">      "strategy": [</w:t>
+      </w:r>
+    </w:p>
+    <w:p>
+      <w:pPr>
+        <w:rPr>
+          <w:rFonts w:hint="eastAsia"/>
+        </w:rPr>
+      </w:pPr>
+      <w:r>
+        <w:rPr>
+          <w:rFonts w:hint="eastAsia"/>
+        </w:rPr>
+        <w:t xml:space="preserve">        "</w:t>
+      </w:r>
+      <w:r>
+        <w:rPr>
+          <w:rFonts w:hint="eastAsia"/>
+        </w:rPr>
+        <w:t>為實踐理念所採取的具體空間構造、材料</w:t>
+      </w:r>
+      <w:proofErr w:type="gramStart"/>
+      <w:r>
+        <w:rPr>
+          <w:rFonts w:hint="eastAsia"/>
+        </w:rPr>
+        <w:t>皮層或塊體操</w:t>
+      </w:r>
+      <w:proofErr w:type="gramEnd"/>
+      <w:r>
+        <w:rPr>
+          <w:rFonts w:hint="eastAsia"/>
+        </w:rPr>
+        <w:t>作策略</w:t>
+      </w:r>
+      <w:proofErr w:type="gramStart"/>
+      <w:r>
+        <w:rPr>
+          <w:rFonts w:hint="eastAsia"/>
+        </w:rPr>
+        <w:t>（</w:t>
+      </w:r>
+      <w:proofErr w:type="gramEnd"/>
+      <w:r>
+        <w:rPr>
+          <w:rFonts w:hint="eastAsia"/>
+        </w:rPr>
+        <w:t>例如：</w:t>
       </w:r>
       <w:r>
         <w:rPr>
@@ -3215,8 +4029,16 @@
         <w:rPr>
           <w:rFonts w:hint="eastAsia"/>
         </w:rPr>
-        <w:t>曲面不規則形體、巨型鋼構懸挑）</w:t>
-      </w:r>
+        <w:t>曲面不規則形體、巨型鋼</w:t>
+      </w:r>
+      <w:proofErr w:type="gramStart"/>
+      <w:r>
+        <w:rPr>
+          <w:rFonts w:hint="eastAsia"/>
+        </w:rPr>
+        <w:t>構懸挑）</w:t>
+      </w:r>
+      <w:proofErr w:type="gramEnd"/>
       <w:r>
         <w:rPr>
           <w:rFonts w:hint="eastAsia"/>
@@ -3226,13 +4048,33 @@
     </w:p>
     <w:p>
       <w:r>
+        <w:t xml:space="preserve">      ]</w:t>
+      </w:r>
+    </w:p>
+    <w:p>
+      <w:r>
         <w:t xml:space="preserve">    },</w:t>
       </w:r>
     </w:p>
     <w:p>
       <w:r>
-        <w:t xml:space="preserve">    "gene_c_form_composition": {</w:t>
-      </w:r>
+        <w:t xml:space="preserve">    "</w:t>
+      </w:r>
+      <w:proofErr w:type="spellStart"/>
+      <w:proofErr w:type="gramStart"/>
+      <w:r>
+        <w:t>gene</w:t>
+      </w:r>
+      <w:proofErr w:type="gramEnd"/>
+      <w:r>
+        <w:t>_c_form_composition</w:t>
+      </w:r>
+      <w:proofErr w:type="spellEnd"/>
+      <w:proofErr w:type="gramStart"/>
+      <w:r>
+        <w:t>": {</w:t>
+      </w:r>
+      <w:proofErr w:type="gramEnd"/>
     </w:p>
     <w:p>
       <w:r>
@@ -3255,7 +4097,21 @@
         <w:rPr>
           <w:rFonts w:hint="eastAsia"/>
         </w:rPr>
-        <w:t>請列出案例中出現的重要空間元素（須涵蓋劇院核心與通用元素，如：</w:t>
+        <w:t>請列出案例中出現的重要空間元素</w:t>
+      </w:r>
+      <w:proofErr w:type="gramStart"/>
+      <w:r>
+        <w:rPr>
+          <w:rFonts w:hint="eastAsia"/>
+        </w:rPr>
+        <w:t>（</w:t>
+      </w:r>
+      <w:proofErr w:type="gramEnd"/>
+      <w:r>
+        <w:rPr>
+          <w:rFonts w:hint="eastAsia"/>
+        </w:rPr>
+        <w:t>須涵蓋劇院核心與通用元素，如：</w:t>
       </w:r>
       <w:r>
         <w:rPr>
@@ -3351,13 +4207,34 @@
         <w:rPr>
           <w:rFonts w:hint="eastAsia"/>
         </w:rPr>
-        <w:t>必須從以下分類擇一：</w:t>
-      </w:r>
-      <w:r>
-        <w:rPr>
-          <w:rFonts w:hint="eastAsia"/>
-        </w:rPr>
-        <w:t>Spatial, Circulation, Perceptual, Functional, Conceptual, Material &amp; Tectonic",</w:t>
+        <w:t>必須從以下分類擇</w:t>
+      </w:r>
+      <w:proofErr w:type="gramStart"/>
+      <w:r>
+        <w:rPr>
+          <w:rFonts w:hint="eastAsia"/>
+        </w:rPr>
+        <w:t>一</w:t>
+      </w:r>
+      <w:proofErr w:type="gramEnd"/>
+      <w:r>
+        <w:rPr>
+          <w:rFonts w:hint="eastAsia"/>
+        </w:rPr>
+        <w:t>：</w:t>
+      </w:r>
+      <w:r>
+        <w:rPr>
+          <w:rFonts w:hint="eastAsia"/>
+        </w:rPr>
+        <w:t xml:space="preserve">Spatial, Circulation, Perceptual, </w:t>
+      </w:r>
+      <w:r>
+        <w:rPr>
+          <w:rFonts w:hint="eastAsia"/>
+        </w:rPr>
+        <w:lastRenderedPageBreak/>
+        <w:t>Functional, Conceptual, Material &amp; Tectonic",</w:t>
       </w:r>
     </w:p>
     <w:p>
@@ -3437,7 +4314,21 @@
         <w:rPr>
           <w:rFonts w:hint="eastAsia"/>
         </w:rPr>
-        <w:t>組以上的空間語意關係鏈，並著重描述各劇場間的相對關係、前后台與公眾動線</w:t>
+        <w:t>組以上的空間語意關係鏈，並著重描述各</w:t>
+      </w:r>
+      <w:proofErr w:type="gramStart"/>
+      <w:r>
+        <w:rPr>
+          <w:rFonts w:hint="eastAsia"/>
+        </w:rPr>
+        <w:t>劇場間的相對</w:t>
+      </w:r>
+      <w:proofErr w:type="gramEnd"/>
+      <w:r>
+        <w:rPr>
+          <w:rFonts w:hint="eastAsia"/>
+        </w:rPr>
+        <w:t>關係、前後台與公眾動線</w:t>
       </w:r>
       <w:r>
         <w:rPr>
@@ -3458,46 +4349,115 @@
     </w:p>
     <w:p>
       <w:r>
-        <w:lastRenderedPageBreak/>
-        <w:t xml:space="preserve">    "gene_d_outcomes_&amp;_reflection": {</w:t>
-      </w:r>
-    </w:p>
-    <w:p>
-      <w:pPr>
-        <w:rPr>
-          <w:rFonts w:hint="eastAsia"/>
-        </w:rPr>
-      </w:pPr>
-      <w:r>
-        <w:rPr>
-          <w:rFonts w:hint="eastAsia"/>
-        </w:rPr>
-        <w:t xml:space="preserve">      "user_behavior": "</w:t>
-      </w:r>
-      <w:r>
-        <w:rPr>
-          <w:rFonts w:hint="eastAsia"/>
-        </w:rPr>
-        <w:t>觀眾、市民或演職人員的實際空間行為反應（例如在公共大廳停留、多廳同時演出時的人流分流狀況）</w:t>
-      </w:r>
-      <w:r>
-        <w:rPr>
-          <w:rFonts w:hint="eastAsia"/>
-        </w:rPr>
-        <w:t>",</w:t>
-      </w:r>
-    </w:p>
-    <w:p>
-      <w:pPr>
-        <w:rPr>
-          <w:rFonts w:hint="eastAsia"/>
-        </w:rPr>
-      </w:pPr>
-      <w:r>
-        <w:rPr>
-          <w:rFonts w:hint="eastAsia"/>
-        </w:rPr>
-        <w:t xml:space="preserve">      "discourse_&amp;_criticism": "</w:t>
+        <w:t xml:space="preserve">    "</w:t>
+      </w:r>
+      <w:proofErr w:type="spellStart"/>
+      <w:proofErr w:type="gramStart"/>
+      <w:r>
+        <w:t>gene</w:t>
+      </w:r>
+      <w:proofErr w:type="gramEnd"/>
+      <w:r>
+        <w:t>_d_outcomes_&amp;_reflection</w:t>
+      </w:r>
+      <w:proofErr w:type="spellEnd"/>
+      <w:proofErr w:type="gramStart"/>
+      <w:r>
+        <w:t>": {</w:t>
+      </w:r>
+      <w:proofErr w:type="gramEnd"/>
+    </w:p>
+    <w:p>
+      <w:r>
+        <w:t xml:space="preserve">      "</w:t>
+      </w:r>
+      <w:proofErr w:type="spellStart"/>
+      <w:proofErr w:type="gramStart"/>
+      <w:r>
+        <w:t>user</w:t>
+      </w:r>
+      <w:proofErr w:type="gramEnd"/>
+      <w:r>
+        <w:t>_behavior</w:t>
+      </w:r>
+      <w:proofErr w:type="spellEnd"/>
+      <w:r>
+        <w:t>": [</w:t>
+      </w:r>
+    </w:p>
+    <w:p>
+      <w:pPr>
+        <w:rPr>
+          <w:rFonts w:hint="eastAsia"/>
+        </w:rPr>
+      </w:pPr>
+      <w:r>
+        <w:rPr>
+          <w:rFonts w:hint="eastAsia"/>
+        </w:rPr>
+        <w:t xml:space="preserve">        "</w:t>
+      </w:r>
+      <w:r>
+        <w:rPr>
+          <w:rFonts w:hint="eastAsia"/>
+        </w:rPr>
+        <w:t>觀眾、市民</w:t>
+      </w:r>
+      <w:proofErr w:type="gramStart"/>
+      <w:r>
+        <w:rPr>
+          <w:rFonts w:hint="eastAsia"/>
+        </w:rPr>
+        <w:t>或演職</w:t>
+      </w:r>
+      <w:proofErr w:type="gramEnd"/>
+      <w:r>
+        <w:rPr>
+          <w:rFonts w:hint="eastAsia"/>
+        </w:rPr>
+        <w:t>人員的實際空間行為反應（例如在公共大廳停留、多廳同時演出時的人流分流狀況）</w:t>
+      </w:r>
+      <w:r>
+        <w:rPr>
+          <w:rFonts w:hint="eastAsia"/>
+        </w:rPr>
+        <w:t>"</w:t>
+      </w:r>
+    </w:p>
+    <w:p>
+      <w:r>
+        <w:t xml:space="preserve">      ],</w:t>
+      </w:r>
+    </w:p>
+    <w:p>
+      <w:r>
+        <w:t xml:space="preserve">      "</w:t>
+      </w:r>
+      <w:proofErr w:type="spellStart"/>
+      <w:proofErr w:type="gramStart"/>
+      <w:r>
+        <w:t>discourse</w:t>
+      </w:r>
+      <w:proofErr w:type="gramEnd"/>
+      <w:r>
+        <w:t>_&amp;_criticism</w:t>
+      </w:r>
+      <w:proofErr w:type="spellEnd"/>
+      <w:r>
+        <w:t>": [</w:t>
+      </w:r>
+    </w:p>
+    <w:p>
+      <w:pPr>
+        <w:rPr>
+          <w:rFonts w:hint="eastAsia"/>
+        </w:rPr>
+      </w:pPr>
+      <w:r>
+        <w:rPr>
+          <w:rFonts w:hint="eastAsia"/>
+        </w:rPr>
+        <w:t xml:space="preserve">        "</w:t>
       </w:r>
       <w:r>
         <w:rPr>
@@ -3509,20 +4469,43 @@
         <w:rPr>
           <w:rFonts w:hint="eastAsia"/>
         </w:rPr>
-        <w:t>",</w:t>
-      </w:r>
-    </w:p>
-    <w:p>
-      <w:pPr>
-        <w:rPr>
-          <w:rFonts w:hint="eastAsia"/>
-        </w:rPr>
-      </w:pPr>
-      <w:r>
-        <w:rPr>
-          <w:rFonts w:hint="eastAsia"/>
-        </w:rPr>
-        <w:t xml:space="preserve">      "tectonic_results": "</w:t>
+        <w:t>"</w:t>
+      </w:r>
+    </w:p>
+    <w:p>
+      <w:r>
+        <w:t xml:space="preserve">      ],</w:t>
+      </w:r>
+    </w:p>
+    <w:p>
+      <w:r>
+        <w:t xml:space="preserve">      "</w:t>
+      </w:r>
+      <w:proofErr w:type="spellStart"/>
+      <w:proofErr w:type="gramStart"/>
+      <w:r>
+        <w:t>tectonic</w:t>
+      </w:r>
+      <w:proofErr w:type="gramEnd"/>
+      <w:r>
+        <w:t>_results</w:t>
+      </w:r>
+      <w:proofErr w:type="spellEnd"/>
+      <w:r>
+        <w:t>": [</w:t>
+      </w:r>
+    </w:p>
+    <w:p>
+      <w:pPr>
+        <w:rPr>
+          <w:rFonts w:hint="eastAsia"/>
+        </w:rPr>
+      </w:pPr>
+      <w:r>
+        <w:rPr>
+          <w:rFonts w:hint="eastAsia"/>
+        </w:rPr>
+        <w:t xml:space="preserve">        "</w:t>
       </w:r>
       <w:r>
         <w:rPr>
@@ -3539,6 +4522,11 @@
     </w:p>
     <w:p>
       <w:r>
+        <w:t xml:space="preserve">      ]</w:t>
+      </w:r>
+    </w:p>
+    <w:p>
+      <w:r>
         <w:t xml:space="preserve">    }</w:t>
       </w:r>
     </w:p>
@@ -3552,7 +4540,6 @@
         <w:t>}</w:t>
       </w:r>
     </w:p>
-    <w:p/>
     <w:p/>
     <w:sectPr>
       <w:pgSz w:w="11906" w:h="16838"/>
@@ -6758,7 +7745,6 @@
   <w:style w:type="character" w:default="1" w:styleId="a0">
     <w:name w:val="Default Paragraph Font"/>
     <w:uiPriority w:val="1"/>
-    <w:semiHidden/>
     <w:unhideWhenUsed/>
   </w:style>
   <w:style w:type="table" w:default="1" w:styleId="a1">
